--- a/data/outputs/v2/General_Science/SS2.5_Rates_of_Reactions/General_Science_Rates_of_Reactions_SummaryTable.docx
+++ b/data/outputs/v2/General_Science/SS2.5_Rates_of_Reactions/General_Science_Rates_of_Reactions_SummaryTable.docx
@@ -38,6 +38,177 @@
           <w:szCs w:val="22"/>
         </w:rPr>
         <w:t xml:space="preserve">Sub-Strand 2.5: Rates of Reactions — Teacher Reference (Pre-filled)</w:t>
+      </w:r>
+    </w:p>
+    <w:p>
+      <w:pPr>
+        <w:spacing w:after="80" w:before="120"/>
+      </w:pPr>
+      <w:r>
+        <w:rPr>
+          <w:rFonts w:ascii="Arial" w:cs="Arial" w:eastAsia="Arial" w:hAnsi="Arial"/>
+          <w:b/>
+          <w:bCs/>
+          <w:color w:val="1F3864"/>
+          <w:sz w:val="20"/>
+          <w:szCs w:val="20"/>
+        </w:rPr>
+        <w:t xml:space="preserve">ATTRIBUTION AND LICENSING</w:t>
+      </w:r>
+    </w:p>
+    <w:p>
+      <w:pPr>
+        <w:spacing w:after="60" w:before="0"/>
+      </w:pPr>
+      <w:r>
+        <w:rPr>
+          <w:rFonts w:ascii="Arial" w:cs="Arial" w:eastAsia="Arial" w:hAnsi="Arial"/>
+          <w:b/>
+          <w:bCs/>
+          <w:sz w:val="17"/>
+          <w:szCs w:val="17"/>
+        </w:rPr>
+        <w:t xml:space="preserve">Curriculum Alignment: </w:t>
+      </w:r>
+      <w:r>
+        <w:rPr>
+          <w:rFonts w:ascii="Arial" w:cs="Arial" w:eastAsia="Arial" w:hAnsi="Arial"/>
+          <w:sz w:val="17"/>
+          <w:szCs w:val="17"/>
+        </w:rPr>
+        <w:t xml:space="preserve">Structured in pedagogical alignment with the competence-based curriculum format and learning outcomes established by the Kenya Institute of Curriculum Development (KICD). This material is independently developed and is not officially endorsed or published by KICD.</w:t>
+      </w:r>
+    </w:p>
+    <w:p>
+      <w:pPr>
+        <w:spacing w:after="60" w:before="0"/>
+      </w:pPr>
+      <w:r>
+        <w:rPr>
+          <w:rFonts w:ascii="Arial" w:cs="Arial" w:eastAsia="Arial" w:hAnsi="Arial"/>
+          <w:b/>
+          <w:bCs/>
+          <w:sz w:val="17"/>
+          <w:szCs w:val="17"/>
+        </w:rPr>
+        <w:t xml:space="preserve">Content &amp; Pedagogy: </w:t>
+      </w:r>
+      <w:r>
+        <w:rPr>
+          <w:rFonts w:ascii="Arial" w:cs="Arial" w:eastAsia="Arial" w:hAnsi="Arial"/>
+          <w:sz w:val="17"/>
+          <w:szCs w:val="17"/>
+        </w:rPr>
+        <w:t xml:space="preserve">Developed and adapted by the educator team at SeaVuria (registered 501(c)(3) in the United States and registered NGO in Kenya, No. 872-850A-BF11), who designed the pedagogical framework, lesson templates and exemplar lessons on which this material is based.</w:t>
+      </w:r>
+    </w:p>
+    <w:p>
+      <w:pPr>
+        <w:spacing w:after="60" w:before="0"/>
+      </w:pPr>
+      <w:r>
+        <w:rPr>
+          <w:rFonts w:ascii="Arial" w:cs="Arial" w:eastAsia="Arial" w:hAnsi="Arial"/>
+          <w:b/>
+          <w:bCs/>
+          <w:sz w:val="17"/>
+          <w:szCs w:val="17"/>
+        </w:rPr>
+        <w:t xml:space="preserve">Production &amp; Layout: </w:t>
+      </w:r>
+      <w:r>
+        <w:rPr>
+          <w:rFonts w:ascii="Arial" w:cs="Arial" w:eastAsia="Arial" w:hAnsi="Arial"/>
+          <w:sz w:val="17"/>
+          <w:szCs w:val="17"/>
+        </w:rPr>
+        <w:t xml:space="preserve">Educational design and curriculum sequencing by SeaVuria. Technical layout, structural formatting, and digital optimization/implementation executed in partnership with ARES Education (registered 501(c)(3) in the United States and Canada (as Afretech Aid) and registered NGO in Kenya), with lesson drafting and compilation assisted by AI (Claude, Anthropic).</w:t>
+      </w:r>
+    </w:p>
+    <w:p>
+      <w:pPr>
+        <w:pBdr>
+          <w:bottom w:val="single" w:color="1F3864" w:sz="6" w:space="6"/>
+        </w:pBdr>
+        <w:spacing w:after="60" w:before="0"/>
+      </w:pPr>
+      <w:r>
+        <w:rPr>
+          <w:rFonts w:ascii="Arial" w:cs="Arial" w:eastAsia="Arial" w:hAnsi="Arial"/>
+          <w:b/>
+          <w:bCs/>
+          <w:sz w:val="17"/>
+          <w:szCs w:val="17"/>
+        </w:rPr>
+        <w:t xml:space="preserve">Licensing &amp; Copyright: </w:t>
+      </w:r>
+      <w:r>
+        <w:rPr>
+          <w:rFonts w:ascii="Arial" w:cs="Arial" w:eastAsia="Arial" w:hAnsi="Arial"/>
+          <w:sz w:val="17"/>
+          <w:szCs w:val="17"/>
+        </w:rPr>
+        <w:t xml:space="preserve">© 2026 SeaVuria and ARES. This work is licensed under a </w:t>
+      </w:r>
+      <w:hyperlink w:history="1" r:id="rIdrzdceh3roth0g02wj7cvd">
+        <w:r>
+          <w:rPr>
+            <w:rFonts w:ascii="Arial" w:cs="Arial" w:eastAsia="Arial" w:hAnsi="Arial"/>
+            <w:color w:val="1F6B75"/>
+            <w:sz w:val="17"/>
+            <w:szCs w:val="17"/>
+            <w:u w:val="single" w:color="1F6B75"/>
+          </w:rPr>
+          <w:t xml:space="preserve">Creative Commons Attribution-NonCommercial 4.0 International License</w:t>
+        </w:r>
+      </w:hyperlink>
+      <w:r>
+        <w:rPr>
+          <w:rFonts w:ascii="Arial" w:cs="Arial" w:eastAsia="Arial" w:hAnsi="Arial"/>
+          <w:sz w:val="17"/>
+          <w:szCs w:val="17"/>
+        </w:rPr>
+        <w:t xml:space="preserve"> (</w:t>
+      </w:r>
+      <w:hyperlink w:history="1" r:id="rId8w-nrrbhzpncgsta6apls">
+        <w:r>
+          <w:rPr>
+            <w:rFonts w:ascii="Arial" w:cs="Arial" w:eastAsia="Arial" w:hAnsi="Arial"/>
+            <w:color w:val="1F6B75"/>
+            <w:sz w:val="17"/>
+            <w:szCs w:val="17"/>
+            <w:u w:val="single" w:color="1F6B75"/>
+          </w:rPr>
+          <w:t xml:space="preserve">CC BY-NC 4.0</w:t>
+        </w:r>
+      </w:hyperlink>
+      <w:r>
+        <w:rPr>
+          <w:rFonts w:ascii="Arial" w:cs="Arial" w:eastAsia="Arial" w:hAnsi="Arial"/>
+          <w:sz w:val="17"/>
+          <w:szCs w:val="17"/>
+        </w:rPr>
+        <w:t xml:space="preserve">). To view a copy of this license, visit </w:t>
+      </w:r>
+      <w:hyperlink w:history="1" r:id="rIdfrrexfjrwumhgxllz9atc">
+        <w:r>
+          <w:rPr>
+            <w:rFonts w:ascii="Arial" w:cs="Arial" w:eastAsia="Arial" w:hAnsi="Arial"/>
+            <w:color w:val="1F6B75"/>
+            <w:sz w:val="17"/>
+            <w:szCs w:val="17"/>
+            <w:u w:val="single" w:color="1F6B75"/>
+          </w:rPr>
+          <w:t xml:space="preserve">https://creativecommons.org/licenses/by-nc/4.0/</w:t>
+        </w:r>
+      </w:hyperlink>
+      <w:r>
+        <w:rPr>
+          <w:rFonts w:ascii="Arial" w:cs="Arial" w:eastAsia="Arial" w:hAnsi="Arial"/>
+          <w:sz w:val="17"/>
+          <w:szCs w:val="17"/>
+        </w:rPr>
+        <w:t xml:space="preserve">. You are free to copy, redistribute, and adapt this material in any medium or format, provided appropriate credit is given and the material is not used for commercial purposes. KICD learning outcomes and curriculum designations reproduced here for alignment purposes remain the property of KICD and are not covered by this license. Linked external resources (e.g. CK-12, Khan Academy, PhET) are subject to their own licenses.</w:t>
       </w:r>
     </w:p>
     <w:p>

--- a/data/outputs/v2/General_Science/SS2.5_Rates_of_Reactions/General_Science_Rates_of_Reactions_SummaryTable.docx
+++ b/data/outputs/v2/General_Science/SS2.5_Rates_of_Reactions/General_Science_Rates_of_Reactions_SummaryTable.docx
@@ -38,177 +38,6 @@
           <w:szCs w:val="22"/>
         </w:rPr>
         <w:t xml:space="preserve">Sub-Strand 2.5: Rates of Reactions — Teacher Reference (Pre-filled)</w:t>
-      </w:r>
-    </w:p>
-    <w:p>
-      <w:pPr>
-        <w:spacing w:after="80" w:before="120"/>
-      </w:pPr>
-      <w:r>
-        <w:rPr>
-          <w:rFonts w:ascii="Arial" w:cs="Arial" w:eastAsia="Arial" w:hAnsi="Arial"/>
-          <w:b/>
-          <w:bCs/>
-          <w:color w:val="1F3864"/>
-          <w:sz w:val="20"/>
-          <w:szCs w:val="20"/>
-        </w:rPr>
-        <w:t xml:space="preserve">ATTRIBUTION AND LICENSING</w:t>
-      </w:r>
-    </w:p>
-    <w:p>
-      <w:pPr>
-        <w:spacing w:after="60" w:before="0"/>
-      </w:pPr>
-      <w:r>
-        <w:rPr>
-          <w:rFonts w:ascii="Arial" w:cs="Arial" w:eastAsia="Arial" w:hAnsi="Arial"/>
-          <w:b/>
-          <w:bCs/>
-          <w:sz w:val="17"/>
-          <w:szCs w:val="17"/>
-        </w:rPr>
-        <w:t xml:space="preserve">Curriculum Alignment: </w:t>
-      </w:r>
-      <w:r>
-        <w:rPr>
-          <w:rFonts w:ascii="Arial" w:cs="Arial" w:eastAsia="Arial" w:hAnsi="Arial"/>
-          <w:sz w:val="17"/>
-          <w:szCs w:val="17"/>
-        </w:rPr>
-        <w:t xml:space="preserve">Structured in pedagogical alignment with the competence-based curriculum format and learning outcomes established by the Kenya Institute of Curriculum Development (KICD). This material is independently developed and is not officially endorsed or published by KICD.</w:t>
-      </w:r>
-    </w:p>
-    <w:p>
-      <w:pPr>
-        <w:spacing w:after="60" w:before="0"/>
-      </w:pPr>
-      <w:r>
-        <w:rPr>
-          <w:rFonts w:ascii="Arial" w:cs="Arial" w:eastAsia="Arial" w:hAnsi="Arial"/>
-          <w:b/>
-          <w:bCs/>
-          <w:sz w:val="17"/>
-          <w:szCs w:val="17"/>
-        </w:rPr>
-        <w:t xml:space="preserve">Content &amp; Pedagogy: </w:t>
-      </w:r>
-      <w:r>
-        <w:rPr>
-          <w:rFonts w:ascii="Arial" w:cs="Arial" w:eastAsia="Arial" w:hAnsi="Arial"/>
-          <w:sz w:val="17"/>
-          <w:szCs w:val="17"/>
-        </w:rPr>
-        <w:t xml:space="preserve">Developed and adapted by the educator team at SeaVuria (registered 501(c)(3) in the United States and registered NGO in Kenya, No. 872-850A-BF11), who designed the pedagogical framework, lesson templates and exemplar lessons on which this material is based.</w:t>
-      </w:r>
-    </w:p>
-    <w:p>
-      <w:pPr>
-        <w:spacing w:after="60" w:before="0"/>
-      </w:pPr>
-      <w:r>
-        <w:rPr>
-          <w:rFonts w:ascii="Arial" w:cs="Arial" w:eastAsia="Arial" w:hAnsi="Arial"/>
-          <w:b/>
-          <w:bCs/>
-          <w:sz w:val="17"/>
-          <w:szCs w:val="17"/>
-        </w:rPr>
-        <w:t xml:space="preserve">Production &amp; Layout: </w:t>
-      </w:r>
-      <w:r>
-        <w:rPr>
-          <w:rFonts w:ascii="Arial" w:cs="Arial" w:eastAsia="Arial" w:hAnsi="Arial"/>
-          <w:sz w:val="17"/>
-          <w:szCs w:val="17"/>
-        </w:rPr>
-        <w:t xml:space="preserve">Educational design and curriculum sequencing by SeaVuria. Technical layout, structural formatting, and digital optimization/implementation executed in partnership with ARES Education (registered 501(c)(3) in the United States and Canada (as Afretech Aid) and registered NGO in Kenya), with lesson drafting and compilation assisted by AI (Claude, Anthropic).</w:t>
-      </w:r>
-    </w:p>
-    <w:p>
-      <w:pPr>
-        <w:pBdr>
-          <w:bottom w:val="single" w:color="1F3864" w:sz="6" w:space="6"/>
-        </w:pBdr>
-        <w:spacing w:after="60" w:before="0"/>
-      </w:pPr>
-      <w:r>
-        <w:rPr>
-          <w:rFonts w:ascii="Arial" w:cs="Arial" w:eastAsia="Arial" w:hAnsi="Arial"/>
-          <w:b/>
-          <w:bCs/>
-          <w:sz w:val="17"/>
-          <w:szCs w:val="17"/>
-        </w:rPr>
-        <w:t xml:space="preserve">Licensing &amp; Copyright: </w:t>
-      </w:r>
-      <w:r>
-        <w:rPr>
-          <w:rFonts w:ascii="Arial" w:cs="Arial" w:eastAsia="Arial" w:hAnsi="Arial"/>
-          <w:sz w:val="17"/>
-          <w:szCs w:val="17"/>
-        </w:rPr>
-        <w:t xml:space="preserve">© 2026 SeaVuria and ARES. This work is licensed under a </w:t>
-      </w:r>
-      <w:hyperlink w:history="1" r:id="rIdrzdceh3roth0g02wj7cvd">
-        <w:r>
-          <w:rPr>
-            <w:rFonts w:ascii="Arial" w:cs="Arial" w:eastAsia="Arial" w:hAnsi="Arial"/>
-            <w:color w:val="1F6B75"/>
-            <w:sz w:val="17"/>
-            <w:szCs w:val="17"/>
-            <w:u w:val="single" w:color="1F6B75"/>
-          </w:rPr>
-          <w:t xml:space="preserve">Creative Commons Attribution-NonCommercial 4.0 International License</w:t>
-        </w:r>
-      </w:hyperlink>
-      <w:r>
-        <w:rPr>
-          <w:rFonts w:ascii="Arial" w:cs="Arial" w:eastAsia="Arial" w:hAnsi="Arial"/>
-          <w:sz w:val="17"/>
-          <w:szCs w:val="17"/>
-        </w:rPr>
-        <w:t xml:space="preserve"> (</w:t>
-      </w:r>
-      <w:hyperlink w:history="1" r:id="rId8w-nrrbhzpncgsta6apls">
-        <w:r>
-          <w:rPr>
-            <w:rFonts w:ascii="Arial" w:cs="Arial" w:eastAsia="Arial" w:hAnsi="Arial"/>
-            <w:color w:val="1F6B75"/>
-            <w:sz w:val="17"/>
-            <w:szCs w:val="17"/>
-            <w:u w:val="single" w:color="1F6B75"/>
-          </w:rPr>
-          <w:t xml:space="preserve">CC BY-NC 4.0</w:t>
-        </w:r>
-      </w:hyperlink>
-      <w:r>
-        <w:rPr>
-          <w:rFonts w:ascii="Arial" w:cs="Arial" w:eastAsia="Arial" w:hAnsi="Arial"/>
-          <w:sz w:val="17"/>
-          <w:szCs w:val="17"/>
-        </w:rPr>
-        <w:t xml:space="preserve">). To view a copy of this license, visit </w:t>
-      </w:r>
-      <w:hyperlink w:history="1" r:id="rIdfrrexfjrwumhgxllz9atc">
-        <w:r>
-          <w:rPr>
-            <w:rFonts w:ascii="Arial" w:cs="Arial" w:eastAsia="Arial" w:hAnsi="Arial"/>
-            <w:color w:val="1F6B75"/>
-            <w:sz w:val="17"/>
-            <w:szCs w:val="17"/>
-            <w:u w:val="single" w:color="1F6B75"/>
-          </w:rPr>
-          <w:t xml:space="preserve">https://creativecommons.org/licenses/by-nc/4.0/</w:t>
-        </w:r>
-      </w:hyperlink>
-      <w:r>
-        <w:rPr>
-          <w:rFonts w:ascii="Arial" w:cs="Arial" w:eastAsia="Arial" w:hAnsi="Arial"/>
-          <w:sz w:val="17"/>
-          <w:szCs w:val="17"/>
-        </w:rPr>
-        <w:t xml:space="preserve">. You are free to copy, redistribute, and adapt this material in any medium or format, provided appropriate credit is given and the material is not used for commercial purposes. KICD learning outcomes and curriculum designations reproduced here for alignment purposes remain the property of KICD and are not covered by this license. Linked external resources (e.g. CK-12, Khan Academy, PhET) are subject to their own licenses.</w:t>
       </w:r>
     </w:p>
     <w:p>
@@ -1848,6 +1677,185 @@
         </w:tc>
       </w:tr>
     </w:tbl>
+    <w:p>
+      <w:pPr>
+        <w:spacing w:after="120"/>
+      </w:pPr>
+      <w:r>
+        <w:t xml:space="preserve"/>
+      </w:r>
+    </w:p>
+    <w:p>
+      <w:pPr>
+        <w:spacing w:after="80" w:before="120"/>
+      </w:pPr>
+      <w:r>
+        <w:rPr>
+          <w:rFonts w:ascii="Arial" w:cs="Arial" w:eastAsia="Arial" w:hAnsi="Arial"/>
+          <w:b/>
+          <w:bCs/>
+          <w:color w:val="1F3864"/>
+          <w:sz w:val="20"/>
+          <w:szCs w:val="20"/>
+        </w:rPr>
+        <w:t xml:space="preserve">ATTRIBUTION AND LICENSING</w:t>
+      </w:r>
+    </w:p>
+    <w:p>
+      <w:pPr>
+        <w:spacing w:after="60" w:before="0"/>
+      </w:pPr>
+      <w:r>
+        <w:rPr>
+          <w:rFonts w:ascii="Arial" w:cs="Arial" w:eastAsia="Arial" w:hAnsi="Arial"/>
+          <w:b/>
+          <w:bCs/>
+          <w:sz w:val="17"/>
+          <w:szCs w:val="17"/>
+        </w:rPr>
+        <w:t xml:space="preserve">Curriculum Alignment: </w:t>
+      </w:r>
+      <w:r>
+        <w:rPr>
+          <w:rFonts w:ascii="Arial" w:cs="Arial" w:eastAsia="Arial" w:hAnsi="Arial"/>
+          <w:sz w:val="17"/>
+          <w:szCs w:val="17"/>
+        </w:rPr>
+        <w:t xml:space="preserve">Structured in pedagogical alignment with the competence-based curriculum format and learning outcomes established by the Kenya Institute of Curriculum Development (KICD). This material is independently developed and is not officially endorsed or published by KICD.</w:t>
+      </w:r>
+    </w:p>
+    <w:p>
+      <w:pPr>
+        <w:spacing w:after="60" w:before="0"/>
+      </w:pPr>
+      <w:r>
+        <w:rPr>
+          <w:rFonts w:ascii="Arial" w:cs="Arial" w:eastAsia="Arial" w:hAnsi="Arial"/>
+          <w:b/>
+          <w:bCs/>
+          <w:sz w:val="17"/>
+          <w:szCs w:val="17"/>
+        </w:rPr>
+        <w:t xml:space="preserve">Content &amp; Pedagogy: </w:t>
+      </w:r>
+      <w:r>
+        <w:rPr>
+          <w:rFonts w:ascii="Arial" w:cs="Arial" w:eastAsia="Arial" w:hAnsi="Arial"/>
+          <w:sz w:val="17"/>
+          <w:szCs w:val="17"/>
+        </w:rPr>
+        <w:t xml:space="preserve">Developed and adapted by the educator team at SeaVuria (registered 501(c)(3) in the United States and registered NGO in Kenya, No. 872-850A-BF11), who designed the pedagogical framework, lesson templates and exemplar lessons on which this material is based.</w:t>
+      </w:r>
+    </w:p>
+    <w:p>
+      <w:pPr>
+        <w:spacing w:after="60" w:before="0"/>
+      </w:pPr>
+      <w:r>
+        <w:rPr>
+          <w:rFonts w:ascii="Arial" w:cs="Arial" w:eastAsia="Arial" w:hAnsi="Arial"/>
+          <w:b/>
+          <w:bCs/>
+          <w:sz w:val="17"/>
+          <w:szCs w:val="17"/>
+        </w:rPr>
+        <w:t xml:space="preserve">Production &amp; Layout: </w:t>
+      </w:r>
+      <w:r>
+        <w:rPr>
+          <w:rFonts w:ascii="Arial" w:cs="Arial" w:eastAsia="Arial" w:hAnsi="Arial"/>
+          <w:sz w:val="17"/>
+          <w:szCs w:val="17"/>
+        </w:rPr>
+        <w:t xml:space="preserve">Educational design and curriculum sequencing by SeaVuria. Technical layout, structural formatting, and digital optimization/implementation executed in partnership with ARES Education (registered 501(c)(3) in the United States and Canada (as Afretech Aid) and registered NGO in Kenya), with lesson drafting and compilation assisted by AI (Claude, Anthropic).</w:t>
+      </w:r>
+    </w:p>
+    <w:p>
+      <w:pPr>
+        <w:pBdr>
+          <w:bottom w:val="single" w:color="1F3864" w:sz="6" w:space="6"/>
+        </w:pBdr>
+        <w:spacing w:after="60" w:before="0"/>
+      </w:pPr>
+      <w:r>
+        <w:rPr>
+          <w:rFonts w:ascii="Arial" w:cs="Arial" w:eastAsia="Arial" w:hAnsi="Arial"/>
+          <w:b/>
+          <w:bCs/>
+          <w:sz w:val="17"/>
+          <w:szCs w:val="17"/>
+        </w:rPr>
+        <w:t xml:space="preserve">Licensing &amp; Copyright: </w:t>
+      </w:r>
+      <w:r>
+        <w:rPr>
+          <w:rFonts w:ascii="Arial" w:cs="Arial" w:eastAsia="Arial" w:hAnsi="Arial"/>
+          <w:sz w:val="17"/>
+          <w:szCs w:val="17"/>
+        </w:rPr>
+        <w:t xml:space="preserve">© 2026 SeaVuria and ARES. This work is licensed under a </w:t>
+      </w:r>
+      <w:hyperlink w:history="1" r:id="rIdm115ay2rhon_yry5qk2mc">
+        <w:r>
+          <w:rPr>
+            <w:rFonts w:ascii="Arial" w:cs="Arial" w:eastAsia="Arial" w:hAnsi="Arial"/>
+            <w:color w:val="1F6B75"/>
+            <w:sz w:val="17"/>
+            <w:szCs w:val="17"/>
+            <w:u w:val="single" w:color="1F6B75"/>
+          </w:rPr>
+          <w:t xml:space="preserve">Creative Commons Attribution-NonCommercial 4.0 International License</w:t>
+        </w:r>
+      </w:hyperlink>
+      <w:r>
+        <w:rPr>
+          <w:rFonts w:ascii="Arial" w:cs="Arial" w:eastAsia="Arial" w:hAnsi="Arial"/>
+          <w:sz w:val="17"/>
+          <w:szCs w:val="17"/>
+        </w:rPr>
+        <w:t xml:space="preserve"> (</w:t>
+      </w:r>
+      <w:hyperlink w:history="1" r:id="rIdsd2yjjbfylmklpjpyqnjr">
+        <w:r>
+          <w:rPr>
+            <w:rFonts w:ascii="Arial" w:cs="Arial" w:eastAsia="Arial" w:hAnsi="Arial"/>
+            <w:color w:val="1F6B75"/>
+            <w:sz w:val="17"/>
+            <w:szCs w:val="17"/>
+            <w:u w:val="single" w:color="1F6B75"/>
+          </w:rPr>
+          <w:t xml:space="preserve">CC BY-NC 4.0</w:t>
+        </w:r>
+      </w:hyperlink>
+      <w:r>
+        <w:rPr>
+          <w:rFonts w:ascii="Arial" w:cs="Arial" w:eastAsia="Arial" w:hAnsi="Arial"/>
+          <w:sz w:val="17"/>
+          <w:szCs w:val="17"/>
+        </w:rPr>
+        <w:t xml:space="preserve">). To view a copy of this license, visit </w:t>
+      </w:r>
+      <w:hyperlink w:history="1" r:id="rIdnni7kcba4n4agb1afo-na">
+        <w:r>
+          <w:rPr>
+            <w:rFonts w:ascii="Arial" w:cs="Arial" w:eastAsia="Arial" w:hAnsi="Arial"/>
+            <w:color w:val="1F6B75"/>
+            <w:sz w:val="17"/>
+            <w:szCs w:val="17"/>
+            <w:u w:val="single" w:color="1F6B75"/>
+          </w:rPr>
+          <w:t xml:space="preserve">https://creativecommons.org/licenses/by-nc/4.0/</w:t>
+        </w:r>
+      </w:hyperlink>
+      <w:r>
+        <w:rPr>
+          <w:rFonts w:ascii="Arial" w:cs="Arial" w:eastAsia="Arial" w:hAnsi="Arial"/>
+          <w:sz w:val="17"/>
+          <w:szCs w:val="17"/>
+        </w:rPr>
+        <w:t xml:space="preserve">. You are free to copy, redistribute, and adapt this material in any medium or format, provided appropriate credit is given and the material is not used for commercial purposes. KICD learning outcomes and curriculum designations reproduced here for alignment purposes remain the property of KICD and are not covered by this license. Linked external resources (e.g. CK-12, Khan Academy, PhET) are subject to their own licenses.</w:t>
+      </w:r>
+    </w:p>
     <w:sectPr>
       <w:pgSz w:w="15840" w:h="12240" w:orient="landscape"/>
       <w:pgMar w:top="1080" w:right="1080" w:bottom="1080" w:left="1080" w:header="708" w:footer="708" w:gutter="0"/>

--- a/data/outputs/v2/General_Science/SS2.5_Rates_of_Reactions/General_Science_Rates_of_Reactions_SummaryTable.docx
+++ b/data/outputs/v2/General_Science/SS2.5_Rates_of_Reactions/General_Science_Rates_of_Reactions_SummaryTable.docx
@@ -564,7 +564,7 @@
                 <w:sz w:val="18"/>
                 <w:szCs w:val="18"/>
               </w:rPr>
-              <w:t xml:space="preserve">Students observed two contrasting phenomena to anchor the unit: (1) a fast reaction — effervescent antacid tablets (or sodium thiosulfate + hydrochloric acid producing a sulfur precipitate that quickly obscures a drawn cross) fizzing vigorously within seconds; and (2) a slow reaction — photographs/samples of a rusting jembe (hoe) or browning of a sliced avocado from a Kenyan market, taking hours to days. Teacher should display both side-by-side and ask: 'What is different about how quickly these two changes happen?' Students also observed that the sodium thiosulfate–HCl reaction produces a cloudy yellow precipitate at a visible, measurable rate — the anchoring experiment for the whole unit.</w:t>
+              <w:t xml:space="preserve">Two beakers containing identical amounts of sodium thiosulfate solution and dilute hydrochloric acid were placed over paper crosses. Beaker A was in cold water (≈10 °C — like a cool Kericho morning) and Beaker B was in warm water (≈50 °C — like a hot Mombasa afternoon). A milky-yellow solid (sulfur) formed in both beakers, but the cross under Beaker B disappeared in approximately 30–40 seconds, while the cross under Beaker A remained visible for several minutes.</w:t>
             </w:r>
           </w:p>
         </w:tc>
@@ -596,7 +596,7 @@
                 <w:sz w:val="18"/>
                 <w:szCs w:val="18"/>
               </w:rPr>
-              <w:t xml:space="preserve">Students learned that chemical reactions do not all happen at the same speed — some are almost instantaneous (explosion of a gas stove burner being lit in a Nairobi kitchen) while others are extremely slow (iron rusting on a Mombasa fishing boat over months). They learned that the term 'rate of reaction' refers to how fast or slow a chemical reaction proceeds, and that this speed can be observed by watching reactants disappear or products appear. Students also began building the unit's Driving Question Board (DQB), posting initial 'What we notice / What we wonder' sticky notes.</w:t>
+              <w:t xml:space="preserve">The rate of a chemical reaction is a measure of how quickly reactants are used up or products are formed over time. In this experiment, the rate could be measured by timing how long it took for the cross to disappear. The two beakers had the same chemicals in the same amounts, yet their rates of reaction were dramatically different — something about the conditions of the reaction was changing the speed.</w:t>
             </w:r>
           </w:p>
         </w:tc>
@@ -628,7 +628,7 @@
                 <w:sz w:val="18"/>
                 <w:szCs w:val="18"/>
               </w:rPr>
-              <w:t xml:space="preserve">Pedagogical note: This lesson is intentionally observational and conceptual — resist the urge to define rate mathematically yet (that is Lesson 2). The goal is productive confusion: students should leave asking 'WHY are some reactions faster?' which sets up the entire unit. Cold-call at least 4 students to describe what they noticed. Use wait time of 8–10 seconds before accepting answers. Anchor the phenomenon by naming it explicitly: 'For the next 8 lessons, everything we learn will help us explain why that cross disappears at different speeds under different conditions — and how that connects to rusting jembes, cooking ugali, and making medicine safer in Kenya.' The sulfur precipitate forming in the Na₂S₂O₃ + HCl reaction is the shared class phenomenon: S₂O₃²⁻(aq) + 2HCl(aq) → S(s) + SO₂(g) + H₂O(l) + 2Cl⁻(aq). The solid sulfur (S) makes the solution cloudy.</w:t>
+              <w:t xml:space="preserve">We cannot yet fully explain WHY the warm beaker reacted faster. Our initial particle models suggest that something at the particle level inside the warm beaker is different — perhaps the particles are moving differently or interacting more frequently. We have opened our Driving Question Board with questions about temperature, particle movement, and other possible factors. These questions will be investigated and answered across Lessons 2–8.</w:t>
             </w:r>
           </w:p>
         </w:tc>
@@ -713,7 +713,7 @@
                 <w:sz w:val="18"/>
                 <w:szCs w:val="18"/>
               </w:rPr>
-              <w:t xml:space="preserve">Students repeated the sodium thiosulfate + hydrochloric acid cross-disappearance experiment under controlled conditions, this time timing (in seconds) how long it takes for the cross drawn beneath the conical flask to disappear from view as sulfur precipitate builds up. One standard concentration and temperature was used. Multiple groups recorded their times and compared results. Students also examined a rate–time graph drawn on the board showing how the concentration of a reactant decreases over time (a curve that starts steep and flattens), and a product–time graph that is the mirror image.</w:t>
+              <w:t xml:space="preserve">Learners repeated the sodium thiosulfate and HCl cross-disappearance experiment at room temperature (~25 °C, typical Nairobi classroom conditions), recording three timed trials per group and pooling class results into a shared data table. They observed natural variation between groups' times and discussed sources of experimental error.</w:t>
             </w:r>
           </w:p>
         </w:tc>
@@ -745,7 +745,7 @@
                 <w:sz w:val="18"/>
                 <w:szCs w:val="18"/>
               </w:rPr>
-              <w:t xml:space="preserve">Students learned the formal definition: Rate of reaction = change in measurable quantity ÷ time taken. For the cross-disappearance experiment, rate is expressed as 1/t (units: s⁻¹), where t is the time in seconds for the cross to disappear — a longer time means a slower rate, and a shorter time means a faster rate. Students learned that rate can be measured by: (a) change in mass (e.g., CO₂ gas escaping from marble chips + HCl, measured on a balance — relevant to antacid tablet quality control), (b) change in volume of gas produced, (c) change in colour/turbidity (the cross method), or (d) change in pH. Students also learned that reaction rate is highest at the start (most reactant particles present) and decreases as reactants are used up.</w:t>
+              <w:t xml:space="preserve">Learners formally defined rate of reaction as the change in a measurable quantity per unit time, and expressed it as 1/t (s⁻¹) for the cross-disappearance method. They compared three standard measurement methods (precipitate timing, gas volume collection, loss of mass) and connected each to a Kenyan real-life example (thiosulfate cross, Eno antacid fizz, burning mkaa on a jiko).</w:t>
             </w:r>
           </w:p>
         </w:tc>
@@ -777,7 +777,7 @@
                 <w:sz w:val="18"/>
                 <w:szCs w:val="18"/>
               </w:rPr>
-              <w:t xml:space="preserve">Pedagogical note: Emphasise the inverse relationship — 1/t is the rate, so if Group A's cross disappeared in 20 s and Group B's in 40 s, Group A's rate (1/20 = 0.05 s⁻¹) is TWICE Group B's rate (1/40 = 0.025 s⁻¹). Many students confuse 'time taken' with 'rate' — explicitly address this misconception. Use a real Kenyan context: 'A Kericho tea factory needs to know how fast a fermentation reaction proceeds — they measure rate, not just time, so they can compare batches.' Connect back to Lesson 1 anchoring phenomenon: the cross-disappearance time IS our operational measure of rate for this unit. Update the DQB: 'We can now measure rate. But what CHANGES rate?' to preview Lessons 3–7.</w:t>
+              <w:t xml:space="preserve">Learners constructed an initial particle model distinguishing Beaker A (cold, slow particles, slow rate) from Beaker B (warm, fast-moving particles, fast rate), labelling the rate values calculated from Lesson 1 data. They posted new questions on the Driving Question Board identifying temperature as the first confirmed variable — while noting that concentration, surface area, catalysts, and light remain unexplained, to be investigated in Lessons 3–7.</w:t>
             </w:r>
           </w:p>
         </w:tc>
@@ -862,7 +862,7 @@
                 <w:sz w:val="18"/>
                 <w:szCs w:val="18"/>
               </w:rPr>
-              <w:t xml:space="preserve">Students carried out the sodium thiosulfate + HCl cross-disappearance experiment at four different concentrations of sodium thiosulfate (e.g., 40, 30, 20, 10 cm³ of Na₂S₂O₃ diluted to the same total volume with water each time), keeping HCl volume and temperature constant. They recorded the time (t) for the cross to disappear at each concentration, calculated 1/t for each, and plotted a graph of 1/t (rate, y-axis) against concentration of Na₂S₂O₃ (x-axis). The graph produced a straight line through the origin, showing a directly proportional relationship.</w:t>
+              <w:t xml:space="preserve">When we added dilute HCl to four flasks of sodium thiosulfate solution at different concentrations (holding temperature constant), the cross under the most concentrated flask disappeared in the shortest time, and the cross under the most dilute flask took the longest. When we calculated rate as 1/time and plotted a graph, the rate increased as concentration increased.</w:t>
             </w:r>
           </w:p>
         </w:tc>
@@ -894,7 +894,7 @@
                 <w:sz w:val="18"/>
                 <w:szCs w:val="18"/>
               </w:rPr>
-              <w:t xml:space="preserve">Students learned that increasing the concentration of a reactant increases the rate of reaction. The explanation lies in collision theory: a higher concentration means more solute particles are dissolved in the same volume of solution, so particles are closer together and collide more frequently. More frequent collisions mean more successful collisions per second (those with energy ≥ activation energy), so more product is formed per second — the rate increases. Conversely, diluting a reactant (as happens naturally as a reaction proceeds) reduces collision frequency and the rate slows. Real-life Kenya connections established: higher concentration of acid in a car battery causes faster corrosion of terminals; a more concentrated bleach solution disinfects a Nairobi hospital surface faster.</w:t>
+              <w:t xml:space="preserve">Increasing the concentration of a reactant increases the rate of reaction. This is because a higher concentration means more reactant particles are present in the same volume, so particles collide more frequently. More frequent effective collisions mean more product forms per second — a faster reaction rate. This is the same collision theory we used to explain temperature in Lesson 1, but today particle SPEED stayed the same while particle NUMBER per unit volume changed.</w:t>
             </w:r>
           </w:p>
         </w:tc>
@@ -926,7 +926,7 @@
                 <w:sz w:val="18"/>
                 <w:szCs w:val="18"/>
               </w:rPr>
-              <w:t xml:space="preserve">Pedagogical note: Collision theory is the explanatory framework for ALL factors in this sub-strand — establish it firmly here so it can be referenced in Lessons 4, 5, 6, and 7. Draw a particle diagram on the board: low concentration (few particles, far apart, rare collisions) vs. high concentration (many particles, close together, frequent collisions). Cold-call 3 students to explain in their own words why rate increases. Anticipated misconception: students may say 'more concentration means more energy' — clarify that concentration affects FREQUENCY of collisions, not the energy of individual collisions (that is temperature's role, coming in Lesson 4). Update the DQB with the answer to the concentration question and post the new wonder: 'Does heating also increase collision frequency?'</w:t>
+              <w:t xml:space="preserve">The disappearing-cross phenomenon from Lesson 1 can now be partially explained by concentration as well as temperature: if Beaker B had a higher concentration of thiosulfate AND a higher temperature, both factors would independently increase collision frequency and make the cross disappear faster. In Kenyan contexts: a higher concentration of HCl in the stomach speeds up protein digestion in githeri; a more concentrated lactic acid solution in uji ferments (sours) faster; and more acidic (concentrated H⁺) rainfall corrodes iron roofing sheets in Kisumu more rapidly. Controlling concentration is therefore a powerful tool for controlling how fast biological, chemical, and industrial processes run.</w:t>
             </w:r>
           </w:p>
         </w:tc>
@@ -979,7 +979,7 @@
                 <w:sz w:val="18"/>
                 <w:szCs w:val="18"/>
               </w:rPr>
-              <w:t xml:space="preserve">Temperature and Activation Energy: Why Does Heating Speed Up Reactions?</w:t>
+              <w:t xml:space="preserve">Factor 2: Effect of Concentration on Reaction Rate — More Particles, More Collisions</w:t>
             </w:r>
           </w:p>
         </w:tc>
@@ -1011,7 +1011,7 @@
                 <w:sz w:val="18"/>
                 <w:szCs w:val="18"/>
               </w:rPr>
-              <w:t xml:space="preserve">Students repeated the cross-disappearance experiment at four different temperatures (e.g., ~15°C, 25°C, 35°C, 45°C) using ice-water baths and warm water baths, keeping concentration of both reactants constant. They recorded t and calculated 1/t at each temperature, then plotted rate (1/t) vs. temperature (°C). The graph showed a curve (exponential increase), not a straight line — a key observation distinguishing temperature from concentration. Students also observed (via teacher demonstration or video) that food kept in a Nairobi market at room temperature spoils much faster than food kept in a refrigerator — connecting rate of biological/chemical reactions to temperature in daily Kenyan life.</w:t>
+              <w:t xml:space="preserve">As the concentration of sodium thiosulfate solution decreased (more water was added), the time for the paper cross to disappear increased. The most concentrated solution (C1, full strength) produced the fastest reaction, while the most dilute solution (C4, 25 percent) produced the slowest reaction. When rate was calculated as 1 divided by time and plotted against concentration, the graph showed an approximately directly proportional increase — doubling the concentration roughly doubled the rate.</w:t>
             </w:r>
           </w:p>
         </w:tc>
@@ -1043,7 +1043,7 @@
                 <w:sz w:val="18"/>
                 <w:szCs w:val="18"/>
               </w:rPr>
-              <w:t xml:space="preserve">Students learned that increasing temperature increases the rate of reaction for two reasons: (1) particles move faster (have greater kinetic energy), so they collide MORE FREQUENTLY; and (2) more particles have energy greater than or equal to the activation energy (Eₐ) — the minimum energy needed for a successful collision — so a greater PROPORTION of collisions are successful. The combined effect is a large increase in rate for a relatively small rise in temperature (roughly doubling for every 10°C rise, as a rule of thumb). Students learned the definition of activation energy. They connected this to: preserving fish at Lake Victoria using ice to slow spoilage reactions; refrigerating sukuma wiki to slow wilting/oxidation; and why a Rift Valley farmer's crop stored in a cool granary lasts longer.</w:t>
+              <w:t xml:space="preserve">Higher concentration means more solute particles are present in the same volume of solution. When there are more sodium thiosulfate particles per unit volume, they encounter HCl particles more frequently. More frequent collisions mean more effective collisions per second, so the sulfur precipitate forms faster and the cross disappears sooner. This is the same collision theory used in Lesson 3, but the variable is particle NUMBER rather than particle SPEED.</w:t>
             </w:r>
           </w:p>
         </w:tc>
@@ -1075,7 +1075,7 @@
                 <w:sz w:val="18"/>
                 <w:szCs w:val="18"/>
               </w:rPr>
-              <w:t xml:space="preserve">Pedagogical note: The activation energy concept is new and abstract — use an analogy: 'Think of activation energy like the hill you must push a cart over before it rolls downhill on its own. At low temperature, few particles have enough energy to get over the hill. At high temperature, many more can.' Draw a Maxwell–Boltzmann-style energy distribution curve (simplified) showing the shift at higher temperature. Emphasise that temperature affects BOTH frequency AND proportion of successful collisions, unlike concentration which affects frequency only. This is why the rate–temperature graph curves upward rather than being linear. Update DQB: mark temperature as explained and post: 'What about the SIZE of solid particles — does that affect rate?'</w:t>
+              <w:t xml:space="preserve">The concentration effect explains why a more concentrated battery acid corrodes the metal terminals of a matatu faster than a dilute one — more acid particles per unit volume means more frequent collisions with the metal surface, producing corrosion products faster. It also explains why an antacid tablet dissolved in a small amount of water (more concentrated solution) may act faster than one dissolved in a full glass — and why pharmacists must carefully control the concentration of medicines to ensure the correct reaction rate inside the body.</w:t>
             </w:r>
           </w:p>
         </w:tc>
@@ -1128,7 +1128,7 @@
                 <w:sz w:val="18"/>
                 <w:szCs w:val="18"/>
               </w:rPr>
-              <w:t xml:space="preserve">Surface Area and Reaction Rate — Grinding, Crushing, and the Secret Inside Solid Reactants</w:t>
+              <w:t xml:space="preserve">Lesson 5: Surface Area and Reaction Rate — Grinding, Crushing, and the Secret Inside Solid Reactants</w:t>
             </w:r>
           </w:p>
         </w:tc>
@@ -1160,7 +1160,7 @@
                 <w:sz w:val="18"/>
                 <w:szCs w:val="18"/>
               </w:rPr>
-              <w:t xml:space="preserve">Students compared the reaction of large marble chips (calcium carbonate) vs. powdered marble with excess dilute hydrochloric acid, measuring the volume of CO₂ gas produced over time (or mass loss on a balance). Both experiments used the same mass of marble and the same volume and concentration of HCl. Students observed that the powdered marble produced gas much faster (steeper initial gradient on the volume–time graph) but both reactions produced the same total volume of gas (same mass of reactant used). A second demonstration used a whole dried maize grain vs. maize flour ignited — the flour flashed dramatically (teacher-led, safety-critical), connecting to grain-dust explosions in flour mills.</w:t>
+              <w:t xml:space="preserve">Marble powder reacted with dilute HCl faster than small chips, which reacted faster than large chips — all at the same temperature and concentration. The powder flask showed rapid fizzing and the fastest mass loss. The large-chip flask showed slow, steady bubbling. All three eventually produced the same total mass loss (same amount of reactant used up), but the RATE differed dramatically.</w:t>
             </w:r>
           </w:p>
         </w:tc>
@@ -1192,7 +1192,7 @@
                 <w:sz w:val="18"/>
                 <w:szCs w:val="18"/>
               </w:rPr>
-              <w:t xml:space="preserve">Students learned that increasing the surface area of a solid reactant increases the rate of reaction. When a solid is broken into smaller pieces (or ground to powder), the total surface area exposed to the other reactant increases enormously, while the total mass (and therefore the total number of moles of reactant) remains the same. More surface area means more solid particles are in direct contact with the solution/gas reactant, leading to more frequent collisions at the solid–liquid (or solid–gas) interface. Crucially, students learned that surface area affects RATE but NOT the total amount of product formed (the yield), which depends only on the limiting reactant. Kenya contexts: grinding maize into unga (flour) makes it cook faster; powdered charcoal catches fire more easily than a charcoal lump; finely divided metal catalysts in industrial processes (like fertiliser manufacture) react faster.</w:t>
+              <w:t xml:space="preserve">Increasing the surface area of a solid reactant increases the rate of reaction because more particles of the solid are exposed to collisions with the acid particles at any given moment, increasing collision frequency. This is the same collision-frequency principle seen with temperature (Lesson 3) and concentration (Lesson 4). Surface area is only relevant for SOLID reactants — dissolved reactants already have maximum particle exposure.</w:t>
             </w:r>
           </w:p>
         </w:tc>
@@ -1224,7 +1224,7 @@
                 <w:sz w:val="18"/>
                 <w:szCs w:val="18"/>
               </w:rPr>
-              <w:t xml:space="preserve">Pedagogical note: The 'same total gas, different rate' result is a powerful conceptual anchor — both curves on the volume–time graph must reach the same plateau. If student data shows different plateaus, troubleshoot: likely a different mass of marble was used. The maize flour demonstration MUST be done by the teacher only, outdoors or in a well-ventilated area, with a small quantity — it illustrates grain-dust explosion hazards relevant to Kenyan posho mills. This is an excellent PCIs (Safety) integration moment. Cold-call students: 'If we used the same mass of powdered marble but HALF the volume of HCl, what would change?' (rate stays high initially, but total gas produced halves — HCl is now limiting). Update DQB: add surface area as explained, post: 'Can we speed up reactions without changing concentration, temperature, or particle size?'</w:t>
+              <w:t xml:space="preserve">At the particle level, a large marble chip exposes only its outer layer of CaCO₃ particles to HCl(aq) particles. When the same mass is ground to powder, millions of new surfaces are created, exposing vastly more CaCO₃ particles simultaneously. More exposed particles means more successful collisions per second, so CO₂ and CaCl₂ are produced at a higher rate. This explains why grinding maize at the posho mill, crushing charcoal for the jiko, breaking limestone at Bamburi Cement, and chewing githeri thoroughly all use the same principle to speed up chemical or biological reactions in everyday Kenyan life.</w:t>
             </w:r>
           </w:p>
         </w:tc>
@@ -1277,7 +1277,7 @@
                 <w:sz w:val="18"/>
                 <w:szCs w:val="18"/>
               </w:rPr>
-              <w:t xml:space="preserve">Pressure and Reaction Rate — When Gases Are the Reactants</w:t>
+              <w:t xml:space="preserve">Factor 4: Catalysts and Light — Speeding Up Reactions Without Being Used Up</w:t>
             </w:r>
           </w:p>
         </w:tc>
@@ -1309,7 +1309,7 @@
                 <w:sz w:val="18"/>
                 <w:szCs w:val="18"/>
               </w:rPr>
-              <w:t xml:space="preserve">Students examined data sets and graphs (printed or projected) showing the effect of pressure on gas-phase reactions, since direct pressure experiments are difficult to perform safely at school level. Teacher demonstrated (or showed video of) a syringe containing a small amount of gas being compressed, visually showing particles becoming more crowded. Students also analysed a case study: the Haber process for making ammonia (N₂ + 3H₂ ⇌ 2NH₃), which is used to produce nitrogenous fertilisers critical to Kenyan agriculture in the Rift Valley and Central regions, is carried out at high pressure (150–300 atm) specifically to increase reaction rate.</w:t>
+              <w:t xml:space="preserve">Fresh liver added to hydrogen peroxide produced vigorous bubbling and oxygen gas. Boiled liver produced no detectable reaction. Sand produced no reaction. The same hydrogen peroxide was used in all three tubes.</w:t>
             </w:r>
           </w:p>
         </w:tc>
@@ -1341,7 +1341,7 @@
                 <w:sz w:val="18"/>
                 <w:szCs w:val="18"/>
               </w:rPr>
-              <w:t xml:space="preserve">Students learned that for reactions involving gases, increasing the pressure increases the rate of reaction. Increasing pressure on a gas decreases the volume it occupies, so the same number of gas particles are packed into a smaller space — this is equivalent to increasing the concentration of the gas. Higher particle density means more frequent collisions, and therefore a faster rate. This is directly analogous to concentration for solutions. Students applied this to: the Haber process (high pressure → faster NH₃ production → more fertiliser for Kenyan farms); LPG cooking gas in a pressurised cylinder reacting faster when the valve is fully open; and combustion reactions in a car engine's compressed cylinder. Students also noted that pressure has negligible effect on reactions in solution (liquids are nearly incompressible).</w:t>
+              <w:t xml:space="preserve">A catalyst speeds up a reaction without being used up. Enzymes are biological catalysts that work by lowering activation energy. Heating destroys enzyme activity. Iron catalysts are used industrially in fertiliser production. Light energy can drive or accelerate certain reactions.</w:t>
             </w:r>
           </w:p>
         </w:tc>
@@ -1373,7 +1373,7 @@
                 <w:sz w:val="18"/>
                 <w:szCs w:val="18"/>
               </w:rPr>
-              <w:t xml:space="preserve">Pedagogical note: Pressure is conceptually the 'concentration equivalent for gases' — explicitly make this link to build coherence. Students often forget that pressure only applies to gases; pre-empt this by asking: 'Would squeezing a bottle of sodium thiosulfate solution change the rate? Why not?' (Liquids do not compress significantly, so particle density does not change.) The Haber process case study is an excellent opportunity to connect chemistry to Kenyan food security — urea and CAN (calcium ammonium nitrate) fertilisers used by Kenyan smallholder farmers are downstream products of ammonia synthesis. Update DQB: add pressure as explained. Post the final factor wonder: 'Is there a substance that can speed up a reaction without being used up itself?'</w:t>
+              <w:t xml:space="preserve">Catalysts work by providing an alternative reaction pathway with a lower activation energy barrier, meaning a greater fraction of particle collisions have enough energy to be successful — even though the total number of collisions has not changed. This is different from temperature (which increases collision frequency and energy) and from concentration or surface area (which increase collision frequency). Enzymes achieve this through their precise three-dimensional shape, which is destroyed by high temperatures. Light-sensitive reactions are accelerated because light supplies energy directly to reactant particles, increasing the proportion of successful collisions. All these factors — temperature, concentration, surface area, catalysts, and light — ultimately determine whether the particles inside a reaction vessel collide with sufficient energy and correct orientation to form new products, explaining everything from the disappearing thiosulfate cross to the rising froth of uji on a Kisumu stove.</w:t>
             </w:r>
           </w:p>
         </w:tc>
@@ -1458,7 +1458,7 @@
                 <w:sz w:val="18"/>
                 <w:szCs w:val="18"/>
               </w:rPr>
-              <w:t xml:space="preserve">Students observed two demonstrations: (1) Catalyst demo — hydrogen peroxide (H₂O₂) decomposing slowly at room temperature vs. decomposing rapidly (oxygen gas bubbling vigorously) when a small amount of manganese(IV) oxide (MnO₂) powder is added. After the reaction, students filtered and dried the MnO₂ and confirmed it was recovered unchanged — proving it was not consumed. (2) Light demo — teacher showed photographic paper or a silver salt solution (AgCl) darkening rapidly when exposed to light vs. remaining pale in a dark cupboard, illustrating that light energy can initiate or accelerate photochemical reactions (relevant to photography and to vitamin D synthesis in human skin under Kenyan sunlight).</w:t>
+              <w:t xml:space="preserve">In Station A, adding manganese dioxide (MnO₂) to hydrogen peroxide caused immediate vigorous effervescence and relighted a glowing splint, confirming oxygen production — the reaction was dramatically faster than the control with no MnO₂. Crucially, the MnO₂ powder was still visible on the filter paper after the reaction had ended, showing it was not consumed. In Station B, the photosensitive paper exposed to bright light or direct sunlight changed colour significantly faster than the strip kept in dim light, and the strip stored in the dark showed no change at all.</w:t>
             </w:r>
           </w:p>
         </w:tc>
@@ -1490,7 +1490,7 @@
                 <w:sz w:val="18"/>
                 <w:szCs w:val="18"/>
               </w:rPr>
-              <w:t xml:space="preserve">Students learned that: (a) A catalyst is a substance that increases the rate of a reaction by providing an alternative reaction pathway with a lower activation energy, without itself being permanently consumed. Because the new pathway has a lower Eₐ, a greater proportion of collisions have sufficient energy to react, so rate increases. Catalysts are vital in industry (MnO₂ in H₂O₂ decomposition; iron in the Haber process; enzymes as biological catalysts in fermentation of uji or busaa) and in the body (enzymes digesting ugali starch). (b) Light (photons) can supply the activation energy needed to start some reactions — these are photochemical reactions. Examples: photosynthesis in Kenyan maize crops; bleaching of coloured fabrics left in Nairobi sunshine; silver halide darkening in old-style photography.</w:t>
+              <w:t xml:space="preserve">A catalyst is a substance that increases the rate of a chemical reaction by providing an alternative reaction pathway with a lower activation energy, without being consumed in the process. This means that at the same temperature, more collisions have enough energy to result in a successful reaction. Light can also increase the rate of certain chemical reactions (photochemical reactions) by supplying energy directly to reactant particles — similar to the way heat energy increases collision energy in the thiosulfate experiment. Both catalysts and light therefore increase reaction rate through an energy mechanism, but neither changes the concentration or surface area of the reactants.</w:t>
             </w:r>
           </w:p>
         </w:tc>
@@ -1522,7 +1522,7 @@
                 <w:sz w:val="18"/>
                 <w:szCs w:val="18"/>
               </w:rPr>
-              <w:t xml:space="preserve">Pedagogical note: The catalyst demonstration is highly engaging — ensure H₂O₂ used is the standard lab concentration (20 vol / ~6%) for safety. Emphasise the key catalyst property: it is RECOVERED UNCHANGED at the end. This is why industrial catalysts are economically valuable — they do not need to be replaced after every reaction cycle. Link to enzymes explicitly: 'The amylase enzyme in your saliva is a biological catalyst — it speeds up the breakdown of ugali starch in your mouth without being consumed.' For light: clarify that light is an energy source that can replace thermal activation energy in photochemical reactions, not a substance. Update the DQB: all five factors (concentration, temperature, surface area, pressure, catalyst/light) should now be marked as explained. Begin the final model-building synthesis.</w:t>
+              <w:t xml:space="preserve">All five rate factors investigated across Lessons 3–7 (temperature, concentration, surface area, catalysts, and light) increase reaction rate either by increasing the frequency of collisions between particles, by increasing the energy of those collisions, or by lowering the minimum energy (activation energy) that particles need for a collision to be successful. In the anchoring phenomenon, Beaker B (warm, ~50 °C, simulating Mombasa/Kisumu heat) reacted faster than Beaker A (cold, ~10 °C, simulating a cool Nairobi highland morning) because heat gave more sodium thiosulfate and HCl particles sufficient energy to collide successfully — the same principle as a catalyst or light providing the energy boost needed to overcome the activation energy barrier. In Kenya, enzymes in the human gut act as biological catalysts to break down ugali and githeri efficiently at body temperature; chlorophyll acts as a light-harvesting catalyst in photosynthesis in Rift Valley tea and maize crops; and industrial catalysts are used in fertiliser manufacturing to speed up the Haber process at Kenyan agro-chemical plants.</w:t>
             </w:r>
           </w:p>
         </w:tc>
@@ -1575,7 +1575,7 @@
                 <w:sz w:val="18"/>
                 <w:szCs w:val="18"/>
               </w:rPr>
-              <w:t xml:space="preserve">Controlling Reaction Rates — Synthesis, Application, and Solutions for Kenya</w:t>
+              <w:t xml:space="preserve">Model Building, Assessment, and Community Connection: Closing the Case on Reaction Rates</w:t>
             </w:r>
           </w:p>
         </w:tc>
@@ -1607,7 +1607,7 @@
                 <w:sz w:val="18"/>
                 <w:szCs w:val="18"/>
               </w:rPr>
-              <w:t xml:space="preserve">Students reviewed their cumulative collision-theory model (built across Lessons 3–7) and applied it to three real Kenyan scenarios presented as case studies: (1) A posho mill operator in Eldoret wants to prevent a grain-dust explosion — which rate factors are relevant and how should she control them? (2) A pharmacist in Kisumu needs to store liquid medicine (which decomposes via a chemical reaction) so that it remains effective for 18 months — which factors should be controlled and how? (3) A Kenyan petroleum refinery (Mombasa) uses catalytic cracking to break large hydrocarbon molecules into useful fuels — explain the role of the catalyst and temperature in this industrial process. Students worked in groups and presented their analyses.</w:t>
+              <w:t xml:space="preserve">We observed the disappearing thiosulfate cross for the last time — this time through the lens of all four rate factors. We also observed each groups cumulative particle-collision model and the full set of evidence charts from all seven lessons displayed as a gallery.</w:t>
             </w:r>
           </w:p>
         </w:tc>
@@ -1639,7 +1639,7 @@
                 <w:sz w:val="18"/>
                 <w:szCs w:val="18"/>
               </w:rPr>
-              <w:t xml:space="preserve">Students synthesised all five rate factors — concentration, temperature, surface area, pressure, and catalysts/light — and applied them to real-world Kenyan contexts. They learned that controlling reaction rates is not about making all reactions as fast as possible; sometimes slowing a reaction is the goal (food preservation, medicine storage, preventing explosions). They demonstrated understanding that collision theory provides a single, unified explanation for all five factors: any change that increases the frequency of collisions OR increases the proportion of collisions that have energy ≥ activation energy will increase the rate. Students completed their final cumulative model and revisited the driving question, constructing written or diagrammatic answers explaining why some reactions 'happen in a flash' and how Kenyan industries, farmers, and health workers can control reaction rates for safety, health, and productivity.</w:t>
+              <w:t xml:space="preserve">We learned that temperature, concentration, surface area, and catalysts all affect the rate of a chemical reaction by changing the frequency or energy of particle collisions — and that this single principle explains phenomena as varied as cooking githeri in Kisumu, drying dagaa at Lake Victoria, rusting of mabati roofs in Mombasa, enzyme activity in the human gut, and industrial reactions at Athi River.</w:t>
             </w:r>
           </w:p>
         </w:tc>
@@ -1671,7 +1671,7 @@
                 <w:sz w:val="18"/>
                 <w:szCs w:val="18"/>
               </w:rPr>
-              <w:t xml:space="preserve">Pedagogical note: This lesson is the unit capstone — prioritise student voice and application over new content delivery. The three case studies should be genuinely open-ended; accept any well-reasoned answer grounded in collision theory. For the posho mill scenario, key answers include: reduce surface area of dust exposure (engineering controls), avoid ignition sources (remove activation energy source), and ensure ventilation (reduce concentration of dust in air). For the medicine scenario: refrigerate (lower temperature slows decomposition rate), use airtight containers (prevent concentration increase of reactive gases like O₂), store away from light (prevent photochemical decomposition). Conduct a whole-class DQB review: read the original driving question aloud, then ask students to vote on whether they can now answer it fully. Celebrate the journey from 'I wonder why some reactions are fast' to a complete collision-theory model. Assign the end-of-sub-strand assessment task.</w:t>
+              <w:t xml:space="preserve">We explained why the cross disappeared faster in the warm beaker on Day 1: higher temperature gave thiosulfate and hydrochloric acid particles more kinetic energy, causing more frequent and more energetic collisions, meaning more collisions exceeded the activation energy and produced sulfur precipitate faster. We also explained the Lake Victoria dagaa scenario and the Factory A vs Factory B antacid scenario using the same collision-theory model — showing that one set of ideas can explain many different Kenyan realities.</w:t>
             </w:r>
           </w:p>
         </w:tc>
@@ -1795,7 +1795,7 @@
         </w:rPr>
         <w:t xml:space="preserve">© 2026 SeaVuria and ARES. This work is licensed under a </w:t>
       </w:r>
-      <w:hyperlink w:history="1" r:id="rIdm115ay2rhon_yry5qk2mc">
+      <w:hyperlink w:history="1" r:id="rId2bmmxmvsetoy6kjqi0tvm">
         <w:r>
           <w:rPr>
             <w:rFonts w:ascii="Arial" w:cs="Arial" w:eastAsia="Arial" w:hAnsi="Arial"/>
@@ -1815,7 +1815,7 @@
         </w:rPr>
         <w:t xml:space="preserve"> (</w:t>
       </w:r>
-      <w:hyperlink w:history="1" r:id="rIdsd2yjjbfylmklpjpyqnjr">
+      <w:hyperlink w:history="1" r:id="rIdp8g7f_zogvjouctjtdk4d">
         <w:r>
           <w:rPr>
             <w:rFonts w:ascii="Arial" w:cs="Arial" w:eastAsia="Arial" w:hAnsi="Arial"/>
@@ -1835,7 +1835,7 @@
         </w:rPr>
         <w:t xml:space="preserve">). To view a copy of this license, visit </w:t>
       </w:r>
-      <w:hyperlink w:history="1" r:id="rIdnni7kcba4n4agb1afo-na">
+      <w:hyperlink w:history="1" r:id="rIdyb0nwfbotni3igfx0xx2j">
         <w:r>
           <w:rPr>
             <w:rFonts w:ascii="Arial" w:cs="Arial" w:eastAsia="Arial" w:hAnsi="Arial"/>

--- a/data/outputs/v2/General_Science/SS2.5_Rates_of_Reactions/General_Science_Rates_of_Reactions_SummaryTable.docx
+++ b/data/outputs/v2/General_Science/SS2.5_Rates_of_Reactions/General_Science_Rates_of_Reactions_SummaryTable.docx
@@ -1192,7 +1192,7 @@
                 <w:sz w:val="18"/>
                 <w:szCs w:val="18"/>
               </w:rPr>
-              <w:t xml:space="preserve">Increasing the surface area of a solid reactant increases the rate of reaction because more particles of the solid are exposed to collisions with the acid particles at any given moment, increasing collision frequency. This is the same collision-frequency principle seen with temperature (Lesson 3) and concentration (Lesson 4). Surface area is only relevant for SOLID reactants — dissolved reactants already have maximum particle exposure.</w:t>
+              <w:t xml:space="preserve">Increasing the surface area of a solid reactant increases the rate of reaction because more particles of the solid are exposed to collisions with the acid particles at any given moment, increasing collision frequency. This is the same collision-frequency principle seen with temperature (Lesson 1) and concentration (Lessons 3–4). Surface area is only relevant for SOLID reactants — dissolved reactants already have maximum particle exposure.</w:t>
             </w:r>
           </w:p>
         </w:tc>
@@ -1795,7 +1795,7 @@
         </w:rPr>
         <w:t xml:space="preserve">© 2026 SeaVuria and ARES. This work is licensed under a </w:t>
       </w:r>
-      <w:hyperlink w:history="1" r:id="rId2bmmxmvsetoy6kjqi0tvm">
+      <w:hyperlink w:history="1" r:id="rIdm0jpfrp4kmgypnw3rjlkd">
         <w:r>
           <w:rPr>
             <w:rFonts w:ascii="Arial" w:cs="Arial" w:eastAsia="Arial" w:hAnsi="Arial"/>
@@ -1815,7 +1815,7 @@
         </w:rPr>
         <w:t xml:space="preserve"> (</w:t>
       </w:r>
-      <w:hyperlink w:history="1" r:id="rIdp8g7f_zogvjouctjtdk4d">
+      <w:hyperlink w:history="1" r:id="rIdcsxwqc5jydfbshjp7pyxu">
         <w:r>
           <w:rPr>
             <w:rFonts w:ascii="Arial" w:cs="Arial" w:eastAsia="Arial" w:hAnsi="Arial"/>
@@ -1835,7 +1835,7 @@
         </w:rPr>
         <w:t xml:space="preserve">). To view a copy of this license, visit </w:t>
       </w:r>
-      <w:hyperlink w:history="1" r:id="rIdyb0nwfbotni3igfx0xx2j">
+      <w:hyperlink w:history="1" r:id="rId9j9zd0j84c_l36wd2fdeh">
         <w:r>
           <w:rPr>
             <w:rFonts w:ascii="Arial" w:cs="Arial" w:eastAsia="Arial" w:hAnsi="Arial"/>

--- a/data/outputs/v2/General_Science/SS2.5_Rates_of_Reactions/General_Science_Rates_of_Reactions_SummaryTable.docx
+++ b/data/outputs/v2/General_Science/SS2.5_Rates_of_Reactions/General_Science_Rates_of_Reactions_SummaryTable.docx
@@ -1795,7 +1795,7 @@
         </w:rPr>
         <w:t xml:space="preserve">© 2026 SeaVuria and ARES. This work is licensed under a </w:t>
       </w:r>
-      <w:hyperlink w:history="1" r:id="rIdm0jpfrp4kmgypnw3rjlkd">
+      <w:hyperlink w:history="1" r:id="rId46xllgvb6pbdlhtagcna5">
         <w:r>
           <w:rPr>
             <w:rFonts w:ascii="Arial" w:cs="Arial" w:eastAsia="Arial" w:hAnsi="Arial"/>
@@ -1815,7 +1815,7 @@
         </w:rPr>
         <w:t xml:space="preserve"> (</w:t>
       </w:r>
-      <w:hyperlink w:history="1" r:id="rIdcsxwqc5jydfbshjp7pyxu">
+      <w:hyperlink w:history="1" r:id="rIdu8c8_sytdhwkftsunjmmc">
         <w:r>
           <w:rPr>
             <w:rFonts w:ascii="Arial" w:cs="Arial" w:eastAsia="Arial" w:hAnsi="Arial"/>
@@ -1835,7 +1835,7 @@
         </w:rPr>
         <w:t xml:space="preserve">). To view a copy of this license, visit </w:t>
       </w:r>
-      <w:hyperlink w:history="1" r:id="rId9j9zd0j84c_l36wd2fdeh">
+      <w:hyperlink w:history="1" r:id="rIdkqg3cy-hizvl3j4xdyyay">
         <w:r>
           <w:rPr>
             <w:rFonts w:ascii="Arial" w:cs="Arial" w:eastAsia="Arial" w:hAnsi="Arial"/>

--- a/data/outputs/v2/General_Science/SS2.5_Rates_of_Reactions/General_Science_Rates_of_Reactions_SummaryTable.docx
+++ b/data/outputs/v2/General_Science/SS2.5_Rates_of_Reactions/General_Science_Rates_of_Reactions_SummaryTable.docx
@@ -1795,7 +1795,7 @@
         </w:rPr>
         <w:t xml:space="preserve">© 2026 SeaVuria and ARES. This work is licensed under a </w:t>
       </w:r>
-      <w:hyperlink w:history="1" r:id="rId46xllgvb6pbdlhtagcna5">
+      <w:hyperlink w:history="1" r:id="rIdx-mhkc44jovxyprltg7es">
         <w:r>
           <w:rPr>
             <w:rFonts w:ascii="Arial" w:cs="Arial" w:eastAsia="Arial" w:hAnsi="Arial"/>
@@ -1815,7 +1815,7 @@
         </w:rPr>
         <w:t xml:space="preserve"> (</w:t>
       </w:r>
-      <w:hyperlink w:history="1" r:id="rIdu8c8_sytdhwkftsunjmmc">
+      <w:hyperlink w:history="1" r:id="rIdkpsdjrpbaklyebvvifech">
         <w:r>
           <w:rPr>
             <w:rFonts w:ascii="Arial" w:cs="Arial" w:eastAsia="Arial" w:hAnsi="Arial"/>
@@ -1835,7 +1835,7 @@
         </w:rPr>
         <w:t xml:space="preserve">). To view a copy of this license, visit </w:t>
       </w:r>
-      <w:hyperlink w:history="1" r:id="rIdkqg3cy-hizvl3j4xdyyay">
+      <w:hyperlink w:history="1" r:id="rIdxd4ybyee-labq8lk-d78g">
         <w:r>
           <w:rPr>
             <w:rFonts w:ascii="Arial" w:cs="Arial" w:eastAsia="Arial" w:hAnsi="Arial"/>

--- a/data/outputs/v2/General_Science/SS2.5_Rates_of_Reactions/General_Science_Rates_of_Reactions_SummaryTable.docx
+++ b/data/outputs/v2/General_Science/SS2.5_Rates_of_Reactions/General_Science_Rates_of_Reactions_SummaryTable.docx
@@ -532,7 +532,7 @@
                 <w:sz w:val="18"/>
                 <w:szCs w:val="18"/>
               </w:rPr>
-              <w:t xml:space="preserve">What Is a Rate of Reaction? — Anchoring Phenomenon Launch</w:t>
+              <w:t xml:space="preserve">What Is a Rate of Reaction? Launching the Disappearing Cross</w:t>
             </w:r>
           </w:p>
         </w:tc>
@@ -564,7 +564,7 @@
                 <w:sz w:val="18"/>
                 <w:szCs w:val="18"/>
               </w:rPr>
-              <w:t xml:space="preserve">Two beakers containing identical amounts of sodium thiosulfate solution and dilute hydrochloric acid were placed over paper crosses. Beaker A was in cold water (≈10 °C — like a cool Kericho morning) and Beaker B was in warm water (≈50 °C — like a hot Mombasa afternoon). A milky-yellow solid (sulfur) formed in both beakers, but the cross under Beaker B disappeared in approximately 30–40 seconds, while the cross under Beaker A remained visible for several minutes.</w:t>
+              <w:t xml:space="preserve">In the demo, the cross vanished at 35 s in warm Beaker B (50 C) and at 270 s in cold Beaker A (10 C). A yellow precipitate of sulfur formed in both. The chemicals and amounts were the same and only temperature differed, so B was 7.7 times faster.</w:t>
             </w:r>
           </w:p>
         </w:tc>
@@ -596,7 +596,7 @@
                 <w:sz w:val="18"/>
                 <w:szCs w:val="18"/>
               </w:rPr>
-              <w:t xml:space="preserve">The rate of a chemical reaction is a measure of how quickly reactants are used up or products are formed over time. In this experiment, the rate could be measured by timing how long it took for the cross to disappear. The two beakers had the same chemicals in the same amounts, yet their rates of reaction were dramatically different — something about the conditions of the reaction was changing the speed.</w:t>
+              <w:t xml:space="preserve">Rate of reaction is how fast reactants are used up or products are formed. It can be measured by the time for a change (such as a precipitate hiding a cross), by the volume of gas produced, or by loss of mass.</w:t>
             </w:r>
           </w:p>
         </w:tc>
@@ -628,7 +628,7 @@
                 <w:sz w:val="18"/>
                 <w:szCs w:val="18"/>
               </w:rPr>
-              <w:t xml:space="preserve">We cannot yet fully explain WHY the warm beaker reacted faster. Our initial particle models suggest that something at the particle level inside the warm beaker is different — perhaps the particles are moving differently or interacting more frequently. We have opened our Driving Question Board with questions about temperature, particle movement, and other possible factors. These questions will be investigated and answered across Lessons 2–8.</w:t>
+              <w:t xml:space="preserve">So far we can only say that temperature seems linked to speed and that particles may be involved. We have a first particle sketch and DQB questions, but we cannot yet explain why the warm reaction was faster.</w:t>
             </w:r>
           </w:p>
         </w:tc>
@@ -681,7 +681,7 @@
                 <w:sz w:val="18"/>
                 <w:szCs w:val="18"/>
               </w:rPr>
-              <w:t xml:space="preserve">What Is Rate of Reaction? — Measuring the Speed of Change</w:t>
+              <w:t xml:space="preserve">Measuring Reaction Rates: Designing a Fair Test</w:t>
             </w:r>
           </w:p>
         </w:tc>
@@ -713,7 +713,7 @@
                 <w:sz w:val="18"/>
                 <w:szCs w:val="18"/>
               </w:rPr>
-              <w:t xml:space="preserve">Learners repeated the sodium thiosulfate and HCl cross-disappearance experiment at room temperature (~25 °C, typical Nairobi classroom conditions), recording three timed trials per group and pooling class results into a shared data table. They observed natural variation between groups' times and discussed sources of experimental error.</w:t>
+              <w:t xml:space="preserve">We calculated the rate for the demo: Beaker B (50 C, 35 s) has rate 1/35 = 28.6 x10^-3 s^-1 and Beaker A (10 C, 270 s) has rate 1/270 = 3.7 x10^-3 s^-1, so B is about 7.7 times faster. Different observers judged the cross gone at slightly different times.</w:t>
             </w:r>
           </w:p>
         </w:tc>
@@ -745,7 +745,7 @@
                 <w:sz w:val="18"/>
                 <w:szCs w:val="18"/>
               </w:rPr>
-              <w:t xml:space="preserve">Learners formally defined rate of reaction as the change in a measurable quantity per unit time, and expressed it as 1/t (s⁻¹) for the cross-disappearance method. They compared three standard measurement methods (precipitate timing, gas volume collection, loss of mass) and connected each to a Kenyan real-life example (thiosulfate cross, Eno antacid fizz, burning mkaa on a jiko).</w:t>
+              <w:t xml:space="preserve">Rate = 1/t for the cross method, so a shorter time gives a bigger rate. In a fair test we change only the independent variable (temperature), measure the dependent variable (time, then rate) and keep control variables the same (50 cm3 thiosulfate, 10 cm3 HCl, beaker, cross, observer).</w:t>
             </w:r>
           </w:p>
         </w:tc>
@@ -777,7 +777,7 @@
                 <w:sz w:val="18"/>
                 <w:szCs w:val="18"/>
               </w:rPr>
-              <w:t xml:space="preserve">Learners constructed an initial particle model distinguishing Beaker A (cold, slow particles, slow rate) from Beaker B (warm, fast-moving particles, fast rate), labelling the rate values calculated from Lesson 1 data. They posted new questions on the Driving Question Board identifying temperature as the first confirmed variable — while noting that concentration, surface area, catalysts, and light remain unexplained, to be investigated in Lessons 3–7.</w:t>
+              <w:t xml:space="preserve">We can compare the two beakers fairly because the chemicals, amounts and way of judging the cross were the same and only temperature differed. We cannot yet explain WHY the warm beaker reacts faster; that question stays on the DQB for Lesson 3.</w:t>
             </w:r>
           </w:p>
         </w:tc>
@@ -830,7 +830,7 @@
                 <w:sz w:val="18"/>
                 <w:szCs w:val="18"/>
               </w:rPr>
-              <w:t xml:space="preserve">Concentration and Collision Frequency: Why Does a More Concentrated Acid React Faster?</w:t>
+              <w:t xml:space="preserve">Factor 1: Temperature</w:t>
             </w:r>
           </w:p>
         </w:tc>
@@ -862,7 +862,7 @@
                 <w:sz w:val="18"/>
                 <w:szCs w:val="18"/>
               </w:rPr>
-              <w:t xml:space="preserve">When we added dilute HCl to four flasks of sodium thiosulfate solution at different concentrations (holding temperature constant), the cross under the most concentrated flask disappeared in the shortest time, and the cross under the most dilute flask took the longest. When we calculated rate as 1/time and plotted a graph, the rate increased as concentration increased.</w:t>
+              <w:t xml:space="preserve">What did we observe? Record the class-mean times for the cross to disappear at 10 C (270 s), 25 C (110 s), 40 C (52 s) and 55 C (26 s), and the rates 3.7, 9.1, 19.2 and 38.5 x10^-3 s^-1. Note how the demo at 50 C (35 s) fits, and that the amount of sulfur made was the same.</w:t>
             </w:r>
           </w:p>
         </w:tc>
@@ -894,7 +894,7 @@
                 <w:sz w:val="18"/>
                 <w:szCs w:val="18"/>
               </w:rPr>
-              <w:t xml:space="preserve">Increasing the concentration of a reactant increases the rate of reaction. This is because a higher concentration means more reactant particles are present in the same volume, so particles collide more frequently. More frequent effective collisions mean more product forms per second — a faster reaction rate. This is the same collision theory we used to explain temperature in Lesson 1, but today particle SPEED stayed the same while particle NUMBER per unit volume changed.</w:t>
+              <w:t xml:space="preserve">What did we learn? Write what happens to the rate of the thiosulfate-HCl reaction as temperature rises, and how the rate changes from 10 C to 55 C. State that temperature changes the speed of the reaction and not the final amount of product.</w:t>
             </w:r>
           </w:p>
         </w:tc>
@@ -926,7 +926,7 @@
                 <w:sz w:val="18"/>
                 <w:szCs w:val="18"/>
               </w:rPr>
-              <w:t xml:space="preserve">The disappearing-cross phenomenon from Lesson 1 can now be partially explained by concentration as well as temperature: if Beaker B had a higher concentration of thiosulfate AND a higher temperature, both factors would independently increase collision frequency and make the cross disappear faster. In Kenyan contexts: a higher concentration of HCl in the stomach speeds up protein digestion in githeri; a more concentrated lactic acid solution in uji ferments (sours) faster; and more acidic (concentrated H⁺) rainfall corrodes iron roofing sheets in Kisumu more rapidly. Controlling concentration is therefore a powerful tool for controlling how fast biological, chemical, and industrial processes run.</w:t>
+              <w:t xml:space="preserve">How can we explain it? Use particles to explain why a higher temperature increases the rate: more kinetic energy, more frequent and more energetic collisions, a larger fraction of effective collisions (activation energy). Use this to explain why warm Beaker B was faster than cold Beaker A.</w:t>
             </w:r>
           </w:p>
         </w:tc>
@@ -979,7 +979,7 @@
                 <w:sz w:val="18"/>
                 <w:szCs w:val="18"/>
               </w:rPr>
-              <w:t xml:space="preserve">Factor 2: Effect of Concentration on Reaction Rate — More Particles, More Collisions</w:t>
+              <w:t xml:space="preserve">Factor 2: Concentration</w:t>
             </w:r>
           </w:p>
         </w:tc>
@@ -1011,7 +1011,7 @@
                 <w:sz w:val="18"/>
                 <w:szCs w:val="18"/>
               </w:rPr>
-              <w:t xml:space="preserve">As the concentration of sodium thiosulfate solution decreased (more water was added), the time for the paper cross to disappear increased. The most concentrated solution (C1, full strength) produced the fastest reaction, while the most dilute solution (C4, 25 percent) produced the slowest reaction. When rate was calculated as 1 divided by time and plotted against concentration, the graph showed an approximately directly proportional increase — doubling the concentration roughly doubled the rate.</w:t>
+              <w:t xml:space="preserve">We observed that at 25 C the cross disappeared in 110 s, 138 s, 183 s and 275 s as the sodium thiosulfate concentration decreased from 0.15 to 0.12, 0.09 and 0.06 mol/dm3. The matching rates (1/t) were 9.1, 7.2, 5.5 and 3.6 x10^-3 s^-1. The weaker the solution, the longer the cross stayed visible.</w:t>
             </w:r>
           </w:p>
         </w:tc>
@@ -1043,7 +1043,7 @@
                 <w:sz w:val="18"/>
                 <w:szCs w:val="18"/>
               </w:rPr>
-              <w:t xml:space="preserve">Higher concentration means more solute particles are present in the same volume of solution. When there are more sodium thiosulfate particles per unit volume, they encounter HCl particles more frequently. More frequent collisions mean more effective collisions per second, so the sulfur precipitate forms faster and the cross disappears sooner. This is the same collision theory used in Lesson 3, but the variable is particle NUMBER rather than particle SPEED.</w:t>
+              <w:t xml:space="preserve">We learned that a higher concentration means more particles per unit volume, and that rate is roughly proportional to concentration (rate / concentration is about 60 for every row). Concentration changes how fast the reaction goes, not the type of products, and it is a second factor besides temperature.</w:t>
             </w:r>
           </w:p>
         </w:tc>
@@ -1075,7 +1075,7 @@
                 <w:sz w:val="18"/>
                 <w:szCs w:val="18"/>
               </w:rPr>
-              <w:t xml:space="preserve">The concentration effect explains why a more concentrated battery acid corrodes the metal terminals of a matatu faster than a dilute one — more acid particles per unit volume means more frequent collisions with the metal surface, producing corrosion products faster. It also explains why an antacid tablet dissolved in a small amount of water (more concentrated solution) may act faster than one dissolved in a full glass — and why pharmacists must carefully control the concentration of medicines to ensure the correct reaction rate inside the body.</w:t>
+              <w:t xml:space="preserve">We explained that in a more concentrated solution there are more particles in the same volume, so they collide more often, giving more effective collisions per second and a faster rate. The energy of the particles did not change because the temperature stayed at 25 C. In the anchor demo the concentration was the same in Beakers A and B, so temperature, not concentration, caused the 35 s versus 270 s difference.</w:t>
             </w:r>
           </w:p>
         </w:tc>
@@ -1128,7 +1128,7 @@
                 <w:sz w:val="18"/>
                 <w:szCs w:val="18"/>
               </w:rPr>
-              <w:t xml:space="preserve">Lesson 5: Surface Area and Reaction Rate — Grinding, Crushing, and the Secret Inside Solid Reactants</w:t>
+              <w:t xml:space="preserve">Factor 3: Surface Area – Why Does Powder React Faster Than Chunks?</w:t>
             </w:r>
           </w:p>
         </w:tc>
@@ -1160,7 +1160,7 @@
                 <w:sz w:val="18"/>
                 <w:szCs w:val="18"/>
               </w:rPr>
-              <w:t xml:space="preserve">Marble powder reacted with dilute HCl faster than small chips, which reacted faster than large chips — all at the same temperature and concentration. The powder flask showed rapid fizzing and the fastest mass loss. The large-chip flask showed slow, steady bubbling. All three eventually produced the same total mass loss (same amount of reactant used up), but the RATE differed dramatically.</w:t>
+              <w:t xml:space="preserve">Powder fizzed fastest and levelled off at 120 cm3 of CO2; small chips were next; large chips were slowest. Initial rates over the first 30 s were 0.40 cm3/s (large), 0.93 cm3/s (small) and 2.07 cm3/s (powder).</w:t>
             </w:r>
           </w:p>
         </w:tc>
@@ -1192,7 +1192,7 @@
                 <w:sz w:val="18"/>
                 <w:szCs w:val="18"/>
               </w:rPr>
-              <w:t xml:space="preserve">Increasing the surface area of a solid reactant increases the rate of reaction because more particles of the solid are exposed to collisions with the acid particles at any given moment, increasing collision frequency. This is the same collision-frequency principle seen with temperature (Lesson 1) and concentration (Lessons 3–4). Surface area is only relevant for SOLID reactants — dissolved reactants already have maximum particle exposure.</w:t>
+              <w:t xml:space="preserve">Breaking a solid into smaller pieces increases its surface area, so more particles can collide with acid particles and the rate rises. The gradient of a volume-time curve gives the rate. Surface area changes the speed, not the final amount of gas (maximum about 120 cm3).</w:t>
             </w:r>
           </w:p>
         </w:tc>
@@ -1224,7 +1224,7 @@
                 <w:sz w:val="18"/>
                 <w:szCs w:val="18"/>
               </w:rPr>
-              <w:t xml:space="preserve">At the particle level, a large marble chip exposes only its outer layer of CaCO₃ particles to HCl(aq) particles. When the same mass is ground to powder, millions of new surfaces are created, exposing vastly more CaCO₃ particles simultaneously. More exposed particles means more successful collisions per second, so CO₂ and CaCl₂ are produced at a higher rate. This explains why grinding maize at the posho mill, crushing charcoal for the jiko, breaking limestone at Bamburi Cement, and chewing githeri thoroughly all use the same principle to speed up chemical or biological reactions in everyday Kenyan life.</w:t>
+              <w:t xml:space="preserve">With the same mass, acid and temperature, powder exposes more CaCO3 particles to HCl particles, so there are more effective collisions per second and a steeper curve. This is the same collision idea used for temperature and concentration, and it helps explain why unga cooks faster than whole maize and why a crushed antacid works quickly.</w:t>
             </w:r>
           </w:p>
         </w:tc>
@@ -1277,7 +1277,7 @@
                 <w:sz w:val="18"/>
                 <w:szCs w:val="18"/>
               </w:rPr>
-              <w:t xml:space="preserve">Factor 4: Catalysts and Light — Speeding Up Reactions Without Being Used Up</w:t>
+              <w:t xml:space="preserve">Factor 4: Catalysts and Light</w:t>
             </w:r>
           </w:p>
         </w:tc>
@@ -1309,7 +1309,7 @@
                 <w:sz w:val="18"/>
                 <w:szCs w:val="18"/>
               </w:rPr>
-              <w:t xml:space="preserve">Fresh liver added to hydrogen peroxide produced vigorous bubbling and oxygen gas. Boiled liver produced no detectable reaction. Sand produced no reaction. The same hydrogen peroxide was used in all three tubes.</w:t>
+              <w:t xml:space="preserve">In 30 s, 10 cm3 of 3% hydrogen peroxide with a few drops of detergent produced foam of 0 cm with no additive, 0 cm with sand, 0.5 cm with a boiled liver cube and 9 cm with a fresh liver cube (1 cm3 each). The fresh liver cube was still there afterwards and worked again in new peroxide. Temperature, concentration and amount were the same in every cylinder.</w:t>
             </w:r>
           </w:p>
         </w:tc>
@@ -1341,7 +1341,7 @@
                 <w:sz w:val="18"/>
                 <w:szCs w:val="18"/>
               </w:rPr>
-              <w:t xml:space="preserve">A catalyst speeds up a reaction without being used up. Enzymes are biological catalysts that work by lowering activation energy. Heating destroys enzyme activity. Iron catalysts are used industrially in fertiliser production. Light energy can drive or accelerate certain reactions.</w:t>
+              <w:t xml:space="preserve">A catalyst speeds up a reaction without being used up and does not change the final amount of product. The enzyme catalase in fresh liver is a biological catalyst; boiling damages it. Light is an energy source for some reactions (photosynthesis) and is not a catalyst. Catalysts are used in industry, such as the iron catalyst in the Haber process for ammonia.</w:t>
             </w:r>
           </w:p>
         </w:tc>
@@ -1373,7 +1373,7 @@
                 <w:sz w:val="18"/>
                 <w:szCs w:val="18"/>
               </w:rPr>
-              <w:t xml:space="preserve">Catalysts work by providing an alternative reaction pathway with a lower activation energy barrier, meaning a greater fraction of particle collisions have enough energy to be successful — even though the total number of collisions has not changed. This is different from temperature (which increases collision frequency and energy) and from concentration or surface area (which increase collision frequency). Enzymes achieve this through their precise three-dimensional shape, which is destroyed by high temperatures. Light-sensitive reactions are accelerated because light supplies energy directly to reactant particles, increasing the proportion of successful collisions. All these factors — temperature, concentration, surface area, catalysts, and light — ultimately determine whether the particles inside a reaction vessel collide with sufficient energy and correct orientation to form new products, explaining everything from the disappearing thiosulfate cross to the rising froth of uji on a Kisumu stove.</w:t>
+              <w:t xml:space="preserve">A catalyst gives the reaction an alternative pathway with a lower activation energy, so a larger fraction of collisions have enough energy to be effective collisions, and the rate rises without changing temperature, concentration or size. This adds to the Disappearing Cross story: warm Beaker B (35 s) beat cold Beaker A (270 s) because heating gives particles more energy, while a catalyst lowers the energy needed.</w:t>
             </w:r>
           </w:p>
         </w:tc>
@@ -1426,7 +1426,7 @@
                 <w:sz w:val="18"/>
                 <w:szCs w:val="18"/>
               </w:rPr>
-              <w:t xml:space="preserve">Light and Catalysts — The Final Rate Factors</w:t>
+              <w:t xml:space="preserve">Applying the Model to Biological, Chemical and Physical Processes in Kenya</w:t>
             </w:r>
           </w:p>
         </w:tc>
@@ -1458,7 +1458,7 @@
                 <w:sz w:val="18"/>
                 <w:szCs w:val="18"/>
               </w:rPr>
-              <w:t xml:space="preserve">In Station A, adding manganese dioxide (MnO₂) to hydrogen peroxide caused immediate vigorous effervescence and relighted a glowing splint, confirming oxygen production — the reaction was dramatically faster than the control with no MnO₂. Crucially, the MnO₂ powder was still visible on the filter paper after the reaction had ended, showing it was not consumed. In Station B, the photosensitive paper exposed to bright light or direct sunlight changed colour significantly faster than the strip kept in dim light, and the strip stored in the dark showed no change at all.</w:t>
+              <w:t xml:space="preserve">We looked at the Beaker A / Beaker B result (10 C = 270 s; 50 C = 35 s) and compared it with Kenyan examples: uji fermenting in about 24 h at 30 C but about 48 h at 15 C, a fridge at 4 C, amylase working best near 37 C and pH 7, pepsin near pH 2, dried and salted fish, and rusting roofing sheets in Mombasa.</w:t>
             </w:r>
           </w:p>
         </w:tc>
@@ -1490,7 +1490,7 @@
                 <w:sz w:val="18"/>
                 <w:szCs w:val="18"/>
               </w:rPr>
-              <w:t xml:space="preserve">A catalyst is a substance that increases the rate of a chemical reaction by providing an alternative reaction pathway with a lower activation energy, without being consumed in the process. This means that at the same temperature, more collisions have enough energy to result in a successful reaction. Light can also increase the rate of certain chemical reactions (photochemical reactions) by supplying energy directly to reactant particles — similar to the way heat energy increases collision energy in the thiosulfate experiment. Both catalysts and light therefore increase reaction rate through an energy mechanism, but neither changes the concentration or surface area of the reactants.</w:t>
+              <w:t xml:space="preserve">Several factors act together in real systems. Enzymes (biological catalysts) have optimum temperature and pH. Cooling, drying and salting slow the reactions that spoil food. The factors change the speed of a reaction, not the final amount made.</w:t>
             </w:r>
           </w:p>
         </w:tc>
@@ -1522,7 +1522,7 @@
                 <w:sz w:val="18"/>
                 <w:szCs w:val="18"/>
               </w:rPr>
-              <w:t xml:space="preserve">All five rate factors investigated across Lessons 3–7 (temperature, concentration, surface area, catalysts, and light) increase reaction rate either by increasing the frequency of collisions between particles, by increasing the energy of those collisions, or by lowering the minimum energy (activation energy) that particles need for a collision to be successful. In the anchoring phenomenon, Beaker B (warm, ~50 °C, simulating Mombasa/Kisumu heat) reacted faster than Beaker A (cold, ~10 °C, simulating a cool Nairobi highland morning) because heat gave more sodium thiosulfate and HCl particles sufficient energy to collide successfully — the same principle as a catalyst or light providing the energy boost needed to overcome the activation energy barrier. In Kenya, enzymes in the human gut act as biological catalysts to break down ugali and githeri efficiently at body temperature; chlorophyll acts as a light-harvesting catalyst in photosynthesis in Rift Valley tea and maize crops; and industrial catalysts are used in fertiliser manufacturing to speed up the Haber process at Kenyan agro-chemical plants.</w:t>
+              <w:t xml:space="preserve">Because cooler conditions give particles less kinetic energy, fewer collisions have enough energy (activation energy) to react, so there are fewer effective collisions per second and the rate is lower. Enzymes work best when their shape suits the temperature and pH. Drying and salting remove the water needed for spoilage reactions, so food keeps longer.</w:t>
             </w:r>
           </w:p>
         </w:tc>
@@ -1575,7 +1575,7 @@
                 <w:sz w:val="18"/>
                 <w:szCs w:val="18"/>
               </w:rPr>
-              <w:t xml:space="preserve">Model Building, Assessment, and Community Connection: Closing the Case on Reaction Rates</w:t>
+              <w:t xml:space="preserve">Model Building, Assessment and Community Connection: The Final Explanation</w:t>
             </w:r>
           </w:p>
         </w:tc>
@@ -1607,7 +1607,7 @@
                 <w:sz w:val="18"/>
                 <w:szCs w:val="18"/>
               </w:rPr>
-              <w:t xml:space="preserve">We observed the disappearing thiosulfate cross for the last time — this time through the lens of all four rate factors. We also observed each groups cumulative particle-collision model and the full set of evidence charts from all seven lessons displayed as a gallery.</w:t>
+              <w:t xml:space="preserve">In the anchor demonstration, the cross vanished at 35 s in warm Beaker B (50 C) and at 270 s in cold Beaker A (10 C): 7.7 times faster, with rates 28.6 and 3.7 x10^-3 s^-1. The same chemicals and amounts were used, and both ended with the same amount of sulfur. Add one row of evidence from the temperature, concentration or surface area table.</w:t>
             </w:r>
           </w:p>
         </w:tc>
@@ -1639,7 +1639,7 @@
                 <w:sz w:val="18"/>
                 <w:szCs w:val="18"/>
               </w:rPr>
-              <w:t xml:space="preserve">We learned that temperature, concentration, surface area, and catalysts all affect the rate of a chemical reaction by changing the frequency or energy of particle collisions — and that this single principle explains phenomena as varied as cooking githeri in Kisumu, drying dagaa at Lake Victoria, rusting of mabati roofs in Mombasa, enzyme activity in the human gut, and industrial reactions at Athi River.</w:t>
+              <w:t xml:space="preserve">Reaction rate depends on how many effective collisions happen per second. Higher temperature, higher concentration, larger surface area and a catalyst all increase the rate; light supplies energy for some reactions. Factors change how fast, not how much, product forms. Optimum conditions exist in biological systems, and cooling, drying and salting slow reactions to preserve food.</w:t>
             </w:r>
           </w:p>
         </w:tc>
@@ -1671,7 +1671,7 @@
                 <w:sz w:val="18"/>
                 <w:szCs w:val="18"/>
               </w:rPr>
-              <w:t xml:space="preserve">We explained why the cross disappeared faster in the warm beaker on Day 1: higher temperature gave thiosulfate and hydrochloric acid particles more kinetic energy, causing more frequent and more energetic collisions, meaning more collisions exceeded the activation energy and produced sulfur precipitate faster. We also explained the Lake Victoria dagaa scenario and the Factory A vs Factory B antacid scenario using the same collision-theory model — showing that one set of ideas can explain many different Kenyan realities.</w:t>
+              <w:t xml:space="preserve">Write your Final Explanation: Beaker B was faster because at 50 C the particles have more kinetic energy, so they collide more often and with more energy, and a larger fraction of collisions have at least the activation energy, making them effective. Cite your evidence row. Then explain how you would change one factor to solve a real Kenyan problem (for example preserving fish at Lake Victoria) and how your model has changed since Lesson 1.</w:t>
             </w:r>
           </w:p>
         </w:tc>
@@ -1795,7 +1795,7 @@
         </w:rPr>
         <w:t xml:space="preserve">© 2026 SeaVuria and ARES. This work is licensed under a </w:t>
       </w:r>
-      <w:hyperlink w:history="1" r:id="rIdx-mhkc44jovxyprltg7es">
+      <w:hyperlink w:history="1" r:id="rIddbt7zb8j5faxgfmk-u53p">
         <w:r>
           <w:rPr>
             <w:rFonts w:ascii="Arial" w:cs="Arial" w:eastAsia="Arial" w:hAnsi="Arial"/>
@@ -1815,7 +1815,7 @@
         </w:rPr>
         <w:t xml:space="preserve"> (</w:t>
       </w:r>
-      <w:hyperlink w:history="1" r:id="rIdkpsdjrpbaklyebvvifech">
+      <w:hyperlink w:history="1" r:id="rIdjj_bvlfydwsjqaskpst8p">
         <w:r>
           <w:rPr>
             <w:rFonts w:ascii="Arial" w:cs="Arial" w:eastAsia="Arial" w:hAnsi="Arial"/>
@@ -1835,7 +1835,7 @@
         </w:rPr>
         <w:t xml:space="preserve">). To view a copy of this license, visit </w:t>
       </w:r>
-      <w:hyperlink w:history="1" r:id="rIdxd4ybyee-labq8lk-d78g">
+      <w:hyperlink w:history="1" r:id="rIdtgqisaan8umdtbgmcqqfd">
         <w:r>
           <w:rPr>
             <w:rFonts w:ascii="Arial" w:cs="Arial" w:eastAsia="Arial" w:hAnsi="Arial"/>

--- a/data/outputs/v2/General_Science/SS2.5_Rates_of_Reactions/General_Science_Rates_of_Reactions_SummaryTable.docx
+++ b/data/outputs/v2/General_Science/SS2.5_Rates_of_Reactions/General_Science_Rates_of_Reactions_SummaryTable.docx
@@ -4,6 +4,7 @@
   <w:body>
     <w:p>
       <w:pPr>
+        <w:keepNext w:val="false"/>
         <w:spacing w:after="30" w:before="0"/>
         <w:jc w:val="center"/>
       </w:pPr>
@@ -23,6 +24,7 @@
     </w:p>
     <w:p>
       <w:pPr>
+        <w:keepNext w:val="false"/>
         <w:spacing w:after="60" w:before="0"/>
         <w:jc w:val="center"/>
       </w:pPr>
@@ -81,6 +83,7 @@
           </w:tcPr>
           <w:p>
             <w:pPr>
+              <w:keepNext w:val="false"/>
               <w:spacing w:after="40" w:before="0"/>
               <w:jc w:val="center"/>
             </w:pPr>
@@ -115,6 +118,7 @@
           </w:tcPr>
           <w:p>
             <w:pPr>
+              <w:keepNext w:val="false"/>
               <w:spacing w:after="40" w:before="0"/>
               <w:jc w:val="left"/>
             </w:pPr>
@@ -147,6 +151,7 @@
           </w:tcPr>
           <w:p>
             <w:pPr>
+              <w:keepNext w:val="false"/>
               <w:spacing w:after="40" w:before="0"/>
               <w:jc w:val="left"/>
             </w:pPr>
@@ -181,6 +186,7 @@
           </w:tcPr>
           <w:p>
             <w:pPr>
+              <w:keepNext w:val="false"/>
               <w:spacing w:after="40" w:before="0"/>
               <w:jc w:val="left"/>
             </w:pPr>
@@ -213,6 +219,7 @@
           </w:tcPr>
           <w:p>
             <w:pPr>
+              <w:keepNext w:val="false"/>
               <w:spacing w:after="40" w:before="0"/>
               <w:jc w:val="left"/>
             </w:pPr>
@@ -273,6 +280,7 @@
           </w:tcPr>
           <w:p>
             <w:pPr>
+              <w:keepNext w:val="false"/>
               <w:spacing w:after="40" w:before="0"/>
               <w:jc w:val="center"/>
             </w:pPr>
@@ -307,6 +315,7 @@
           </w:tcPr>
           <w:p>
             <w:pPr>
+              <w:keepNext w:val="false"/>
               <w:spacing w:after="40" w:before="0"/>
               <w:jc w:val="left"/>
             </w:pPr>
@@ -369,6 +378,7 @@
           </w:tcPr>
           <w:p>
             <w:pPr>
+              <w:keepNext w:val="false"/>
               <w:spacing w:after="40" w:before="0"/>
               <w:jc w:val="left"/>
             </w:pPr>
@@ -401,6 +411,7 @@
           </w:tcPr>
           <w:p>
             <w:pPr>
+              <w:keepNext w:val="false"/>
               <w:spacing w:after="40" w:before="0"/>
               <w:jc w:val="left"/>
             </w:pPr>
@@ -433,6 +444,7 @@
           </w:tcPr>
           <w:p>
             <w:pPr>
+              <w:keepNext w:val="false"/>
               <w:spacing w:after="40" w:before="0"/>
               <w:jc w:val="left"/>
             </w:pPr>
@@ -465,6 +477,7 @@
           </w:tcPr>
           <w:p>
             <w:pPr>
+              <w:keepNext w:val="false"/>
               <w:spacing w:after="40" w:before="0"/>
               <w:jc w:val="left"/>
             </w:pPr>
@@ -499,6 +512,7 @@
           </w:tcPr>
           <w:p>
             <w:pPr>
+              <w:keepNext w:val="false"/>
               <w:spacing w:after="40" w:before="0"/>
               <w:jc w:val="left"/>
             </w:pPr>
@@ -518,6 +532,7 @@
           </w:p>
           <w:p>
             <w:pPr>
+              <w:keepNext w:val="false"/>
               <w:spacing w:after="40" w:before="0"/>
               <w:jc w:val="left"/>
             </w:pPr>
@@ -550,6 +565,7 @@
           </w:tcPr>
           <w:p>
             <w:pPr>
+              <w:keepNext w:val="false"/>
               <w:spacing w:after="40" w:before="0"/>
               <w:jc w:val="left"/>
             </w:pPr>
@@ -582,6 +598,7 @@
           </w:tcPr>
           <w:p>
             <w:pPr>
+              <w:keepNext w:val="false"/>
               <w:spacing w:after="40" w:before="0"/>
               <w:jc w:val="left"/>
             </w:pPr>
@@ -614,6 +631,7 @@
           </w:tcPr>
           <w:p>
             <w:pPr>
+              <w:keepNext w:val="false"/>
               <w:spacing w:after="40" w:before="0"/>
               <w:jc w:val="left"/>
             </w:pPr>
@@ -648,6 +666,7 @@
           </w:tcPr>
           <w:p>
             <w:pPr>
+              <w:keepNext w:val="false"/>
               <w:spacing w:after="40" w:before="0"/>
               <w:jc w:val="left"/>
             </w:pPr>
@@ -667,6 +686,7 @@
           </w:p>
           <w:p>
             <w:pPr>
+              <w:keepNext w:val="false"/>
               <w:spacing w:after="40" w:before="0"/>
               <w:jc w:val="left"/>
             </w:pPr>
@@ -699,6 +719,7 @@
           </w:tcPr>
           <w:p>
             <w:pPr>
+              <w:keepNext w:val="false"/>
               <w:spacing w:after="40" w:before="0"/>
               <w:jc w:val="left"/>
             </w:pPr>
@@ -731,6 +752,7 @@
           </w:tcPr>
           <w:p>
             <w:pPr>
+              <w:keepNext w:val="false"/>
               <w:spacing w:after="40" w:before="0"/>
               <w:jc w:val="left"/>
             </w:pPr>
@@ -763,6 +785,7 @@
           </w:tcPr>
           <w:p>
             <w:pPr>
+              <w:keepNext w:val="false"/>
               <w:spacing w:after="40" w:before="0"/>
               <w:jc w:val="left"/>
             </w:pPr>
@@ -797,6 +820,7 @@
           </w:tcPr>
           <w:p>
             <w:pPr>
+              <w:keepNext w:val="false"/>
               <w:spacing w:after="40" w:before="0"/>
               <w:jc w:val="left"/>
             </w:pPr>
@@ -816,6 +840,7 @@
           </w:p>
           <w:p>
             <w:pPr>
+              <w:keepNext w:val="false"/>
               <w:spacing w:after="40" w:before="0"/>
               <w:jc w:val="left"/>
             </w:pPr>
@@ -848,6 +873,7 @@
           </w:tcPr>
           <w:p>
             <w:pPr>
+              <w:keepNext w:val="false"/>
               <w:spacing w:after="40" w:before="0"/>
               <w:jc w:val="left"/>
             </w:pPr>
@@ -880,6 +906,7 @@
           </w:tcPr>
           <w:p>
             <w:pPr>
+              <w:keepNext w:val="false"/>
               <w:spacing w:after="40" w:before="0"/>
               <w:jc w:val="left"/>
             </w:pPr>
@@ -912,6 +939,7 @@
           </w:tcPr>
           <w:p>
             <w:pPr>
+              <w:keepNext w:val="false"/>
               <w:spacing w:after="40" w:before="0"/>
               <w:jc w:val="left"/>
             </w:pPr>
@@ -946,6 +974,7 @@
           </w:tcPr>
           <w:p>
             <w:pPr>
+              <w:keepNext w:val="false"/>
               <w:spacing w:after="40" w:before="0"/>
               <w:jc w:val="left"/>
             </w:pPr>
@@ -965,6 +994,7 @@
           </w:p>
           <w:p>
             <w:pPr>
+              <w:keepNext w:val="false"/>
               <w:spacing w:after="40" w:before="0"/>
               <w:jc w:val="left"/>
             </w:pPr>
@@ -997,6 +1027,7 @@
           </w:tcPr>
           <w:p>
             <w:pPr>
+              <w:keepNext w:val="false"/>
               <w:spacing w:after="40" w:before="0"/>
               <w:jc w:val="left"/>
             </w:pPr>
@@ -1029,6 +1060,7 @@
           </w:tcPr>
           <w:p>
             <w:pPr>
+              <w:keepNext w:val="false"/>
               <w:spacing w:after="40" w:before="0"/>
               <w:jc w:val="left"/>
             </w:pPr>
@@ -1061,6 +1093,7 @@
           </w:tcPr>
           <w:p>
             <w:pPr>
+              <w:keepNext w:val="false"/>
               <w:spacing w:after="40" w:before="0"/>
               <w:jc w:val="left"/>
             </w:pPr>
@@ -1095,6 +1128,7 @@
           </w:tcPr>
           <w:p>
             <w:pPr>
+              <w:keepNext w:val="false"/>
               <w:spacing w:after="40" w:before="0"/>
               <w:jc w:val="left"/>
             </w:pPr>
@@ -1114,6 +1148,7 @@
           </w:p>
           <w:p>
             <w:pPr>
+              <w:keepNext w:val="false"/>
               <w:spacing w:after="40" w:before="0"/>
               <w:jc w:val="left"/>
             </w:pPr>
@@ -1146,6 +1181,7 @@
           </w:tcPr>
           <w:p>
             <w:pPr>
+              <w:keepNext w:val="false"/>
               <w:spacing w:after="40" w:before="0"/>
               <w:jc w:val="left"/>
             </w:pPr>
@@ -1178,6 +1214,7 @@
           </w:tcPr>
           <w:p>
             <w:pPr>
+              <w:keepNext w:val="false"/>
               <w:spacing w:after="40" w:before="0"/>
               <w:jc w:val="left"/>
             </w:pPr>
@@ -1210,6 +1247,7 @@
           </w:tcPr>
           <w:p>
             <w:pPr>
+              <w:keepNext w:val="false"/>
               <w:spacing w:after="40" w:before="0"/>
               <w:jc w:val="left"/>
             </w:pPr>
@@ -1244,6 +1282,7 @@
           </w:tcPr>
           <w:p>
             <w:pPr>
+              <w:keepNext w:val="false"/>
               <w:spacing w:after="40" w:before="0"/>
               <w:jc w:val="left"/>
             </w:pPr>
@@ -1263,6 +1302,7 @@
           </w:p>
           <w:p>
             <w:pPr>
+              <w:keepNext w:val="false"/>
               <w:spacing w:after="40" w:before="0"/>
               <w:jc w:val="left"/>
             </w:pPr>
@@ -1295,6 +1335,7 @@
           </w:tcPr>
           <w:p>
             <w:pPr>
+              <w:keepNext w:val="false"/>
               <w:spacing w:after="40" w:before="0"/>
               <w:jc w:val="left"/>
             </w:pPr>
@@ -1327,6 +1368,7 @@
           </w:tcPr>
           <w:p>
             <w:pPr>
+              <w:keepNext w:val="false"/>
               <w:spacing w:after="40" w:before="0"/>
               <w:jc w:val="left"/>
             </w:pPr>
@@ -1359,6 +1401,7 @@
           </w:tcPr>
           <w:p>
             <w:pPr>
+              <w:keepNext w:val="false"/>
               <w:spacing w:after="40" w:before="0"/>
               <w:jc w:val="left"/>
             </w:pPr>
@@ -1393,6 +1436,7 @@
           </w:tcPr>
           <w:p>
             <w:pPr>
+              <w:keepNext w:val="false"/>
               <w:spacing w:after="40" w:before="0"/>
               <w:jc w:val="left"/>
             </w:pPr>
@@ -1412,6 +1456,7 @@
           </w:p>
           <w:p>
             <w:pPr>
+              <w:keepNext w:val="false"/>
               <w:spacing w:after="40" w:before="0"/>
               <w:jc w:val="left"/>
             </w:pPr>
@@ -1444,6 +1489,7 @@
           </w:tcPr>
           <w:p>
             <w:pPr>
+              <w:keepNext w:val="false"/>
               <w:spacing w:after="40" w:before="0"/>
               <w:jc w:val="left"/>
             </w:pPr>
@@ -1476,6 +1522,7 @@
           </w:tcPr>
           <w:p>
             <w:pPr>
+              <w:keepNext w:val="false"/>
               <w:spacing w:after="40" w:before="0"/>
               <w:jc w:val="left"/>
             </w:pPr>
@@ -1508,6 +1555,7 @@
           </w:tcPr>
           <w:p>
             <w:pPr>
+              <w:keepNext w:val="false"/>
               <w:spacing w:after="40" w:before="0"/>
               <w:jc w:val="left"/>
             </w:pPr>
@@ -1542,6 +1590,7 @@
           </w:tcPr>
           <w:p>
             <w:pPr>
+              <w:keepNext w:val="false"/>
               <w:spacing w:after="40" w:before="0"/>
               <w:jc w:val="left"/>
             </w:pPr>
@@ -1561,6 +1610,7 @@
           </w:p>
           <w:p>
             <w:pPr>
+              <w:keepNext w:val="false"/>
               <w:spacing w:after="40" w:before="0"/>
               <w:jc w:val="left"/>
             </w:pPr>
@@ -1593,6 +1643,7 @@
           </w:tcPr>
           <w:p>
             <w:pPr>
+              <w:keepNext w:val="false"/>
               <w:spacing w:after="40" w:before="0"/>
               <w:jc w:val="left"/>
             </w:pPr>
@@ -1625,6 +1676,7 @@
           </w:tcPr>
           <w:p>
             <w:pPr>
+              <w:keepNext w:val="false"/>
               <w:spacing w:after="40" w:before="0"/>
               <w:jc w:val="left"/>
             </w:pPr>
@@ -1657,6 +1709,7 @@
           </w:tcPr>
           <w:p>
             <w:pPr>
+              <w:keepNext w:val="false"/>
               <w:spacing w:after="40" w:before="0"/>
               <w:jc w:val="left"/>
             </w:pPr>
@@ -1795,7 +1848,7 @@
         </w:rPr>
         <w:t xml:space="preserve">© 2026 SeaVuria and ARES. This work is licensed under a </w:t>
       </w:r>
-      <w:hyperlink w:history="1" r:id="rIddbt7zb8j5faxgfmk-u53p">
+      <w:hyperlink w:history="1" r:id="rIdq8ypwkzea5rtjl1bfumee">
         <w:r>
           <w:rPr>
             <w:rFonts w:ascii="Arial" w:cs="Arial" w:eastAsia="Arial" w:hAnsi="Arial"/>
@@ -1815,7 +1868,7 @@
         </w:rPr>
         <w:t xml:space="preserve"> (</w:t>
       </w:r>
-      <w:hyperlink w:history="1" r:id="rIdjj_bvlfydwsjqaskpst8p">
+      <w:hyperlink w:history="1" r:id="rIdi0ujzzvxuq6mpm77bwb-e">
         <w:r>
           <w:rPr>
             <w:rFonts w:ascii="Arial" w:cs="Arial" w:eastAsia="Arial" w:hAnsi="Arial"/>
@@ -1835,7 +1888,7 @@
         </w:rPr>
         <w:t xml:space="preserve">). To view a copy of this license, visit </w:t>
       </w:r>
-      <w:hyperlink w:history="1" r:id="rIdtgqisaan8umdtbgmcqqfd">
+      <w:hyperlink w:history="1" r:id="rIdp2a_pfpl_kdlovesgcfx8">
         <w:r>
           <w:rPr>
             <w:rFonts w:ascii="Arial" w:cs="Arial" w:eastAsia="Arial" w:hAnsi="Arial"/>

--- a/data/outputs/v2/General_Science/SS2.5_Rates_of_Reactions/General_Science_Rates_of_Reactions_SummaryTable.docx
+++ b/data/outputs/v2/General_Science/SS2.5_Rates_of_Reactions/General_Science_Rates_of_Reactions_SummaryTable.docx
@@ -1848,7 +1848,7 @@
         </w:rPr>
         <w:t xml:space="preserve">© 2026 SeaVuria and ARES. This work is licensed under a </w:t>
       </w:r>
-      <w:hyperlink w:history="1" r:id="rIdq8ypwkzea5rtjl1bfumee">
+      <w:hyperlink w:history="1" r:id="rIdbtehutqw3bioyndkkiave">
         <w:r>
           <w:rPr>
             <w:rFonts w:ascii="Arial" w:cs="Arial" w:eastAsia="Arial" w:hAnsi="Arial"/>
@@ -1868,7 +1868,7 @@
         </w:rPr>
         <w:t xml:space="preserve"> (</w:t>
       </w:r>
-      <w:hyperlink w:history="1" r:id="rIdi0ujzzvxuq6mpm77bwb-e">
+      <w:hyperlink w:history="1" r:id="rIdx5w-drtdu6feqeuyrsudy">
         <w:r>
           <w:rPr>
             <w:rFonts w:ascii="Arial" w:cs="Arial" w:eastAsia="Arial" w:hAnsi="Arial"/>
@@ -1888,7 +1888,7 @@
         </w:rPr>
         <w:t xml:space="preserve">). To view a copy of this license, visit </w:t>
       </w:r>
-      <w:hyperlink w:history="1" r:id="rIdp2a_pfpl_kdlovesgcfx8">
+      <w:hyperlink w:history="1" r:id="rIdngn1vo8talpz0iool20yj">
         <w:r>
           <w:rPr>
             <w:rFonts w:ascii="Arial" w:cs="Arial" w:eastAsia="Arial" w:hAnsi="Arial"/>
